--- a/通信ETF报告/通信行业ETF报告.docx
+++ b/通信ETF报告/通信行业ETF报告.docx
@@ -4,1408 +4,1273 @@
   <w:body>
     <w:p>
       <w:pPr>
-        <w:ind w:left="360" w:hanging="360"/>
-        <w:rPr>
-          <w:rFonts w:hint="eastAsia"/>
-        </w:rPr>
-      </w:pPr>
-      <w:r>
-        <w:rPr>
-          <w:rFonts w:hint="eastAsia"/>
-        </w:rPr>
-        <w:t>通信ETF正文试写</w:t>
-      </w:r>
-    </w:p>
-    <w:p>
-      <w:pPr>
-        <w:pStyle w:val="a9"/>
-        <w:numPr>
-          <w:ilvl w:val="0"/>
-          <w:numId w:val="1"/>
-        </w:numPr>
-      </w:pPr>
-      <w:r>
-        <w:rPr>
-          <w:rFonts w:hint="eastAsia"/>
-        </w:rPr>
-        <w:t>概况</w:t>
-      </w:r>
-    </w:p>
-    <w:p>
-      <w:pPr>
-        <w:rPr>
-          <w:rFonts w:hint="eastAsia"/>
-        </w:rPr>
-      </w:pPr>
-      <w:r>
-        <w:rPr>
-          <w:rFonts w:hint="eastAsia"/>
-        </w:rPr>
-        <w:t>1.1 行业鸟瞰</w:t>
-      </w:r>
-    </w:p>
-    <w:p>
-      <w:r>
-        <w:rPr>
-          <w:rFonts w:hint="eastAsia"/>
-        </w:rPr>
-        <w:t>通信业，一般指代通信设备，与通信服务两大板块。两大板块再进一步的，可以细分为多个小板块</w:t>
-      </w:r>
-      <w:r>
-        <w:rPr>
-          <w:rFonts w:hint="eastAsia"/>
-        </w:rPr>
-        <w:t>。按照通信</w:t>
-      </w:r>
-      <w:proofErr w:type="gramStart"/>
-      <w:r>
-        <w:rPr>
-          <w:rFonts w:hint="eastAsia"/>
-        </w:rPr>
-        <w:t>产业网</w:t>
-      </w:r>
-      <w:proofErr w:type="gramEnd"/>
-      <w:r>
-        <w:rPr>
-          <w:rFonts w:hint="eastAsia"/>
-        </w:rPr>
-        <w:t>【1】《全景图谱（2025版）》的定义，通信产业可以进行七横三纵的划分，</w:t>
-      </w:r>
-      <w:r>
-        <w:rPr>
-          <w:rFonts w:hint="eastAsia"/>
-        </w:rPr>
-        <w:t>横向以专业领域划分为无线通信、光通信、</w:t>
-      </w:r>
-      <w:proofErr w:type="gramStart"/>
-      <w:r>
-        <w:rPr>
-          <w:rFonts w:hint="eastAsia"/>
-        </w:rPr>
-        <w:t>云智算</w:t>
-      </w:r>
-      <w:proofErr w:type="gramEnd"/>
-      <w:r>
-        <w:rPr>
-          <w:rFonts w:hint="eastAsia"/>
-        </w:rPr>
-        <w:t>、量子通信、卫星通信、终端，以及运营支撑与建设维护等七个领域，纵向按产业链生产关系划分为上、中、下游三个产业环节，形成覆盖全链的立体化图谱框架。</w:t>
-      </w:r>
-    </w:p>
-    <w:p>
-      <w:r>
-        <w:rPr>
-          <w:rFonts w:hint="eastAsia"/>
-        </w:rPr>
-        <w:t>上游企业多为基础零部件与核心元器件供应商，集中度高，技术门槛突出。</w:t>
-      </w:r>
-      <w:r>
-        <w:rPr>
-          <w:rFonts w:hint="eastAsia"/>
-        </w:rPr>
-        <w:t>主要可以分位芯片和组件器件两个领域</w:t>
-      </w:r>
-    </w:p>
-    <w:p>
-      <w:pPr>
-        <w:rPr>
-          <w:rFonts w:hint="eastAsia"/>
-        </w:rPr>
-      </w:pPr>
-      <w:r>
-        <w:rPr>
-          <w:rFonts w:hint="eastAsia"/>
-        </w:rPr>
-        <w:t>芯片领域集中度较高，分水岭明显。组件/器件领域，企业数量众多且构成复杂，分工体系清晰明确，本土化占比相对较高。在无线通信领域，相比芯片行业，射频器件、天线、馈线行业的准入门槛相对较低，行业内企业数量也因此明显更多。</w:t>
+        <w:pStyle w:val="1"/>
+      </w:pPr>
+      <w:r>
+        <w:rPr>
+          <w:rFonts w:hint="eastAsia"/>
+        </w:rPr>
+        <w:t>一</w:t>
+      </w:r>
+      <w:r>
+        <w:rPr>
+          <w:rFonts w:hint="eastAsia"/>
+        </w:rPr>
+        <w:t>、</w:t>
+      </w:r>
+      <w:r>
+        <w:rPr>
+          <w:rFonts w:hint="eastAsia"/>
+        </w:rPr>
+        <w:t>基本情况</w:t>
       </w:r>
     </w:p>
     <w:tbl>
       <w:tblPr>
-        <w:tblW w:w="7500" w:type="dxa"/>
-        <w:jc w:val="center"/>
+        <w:tblStyle w:val="21"/>
+        <w:tblW w:w="0" w:type="auto"/>
+        <w:tblInd w:w="-5" w:type="dxa"/>
         <w:tblLook w:val="04A0" w:firstRow="1" w:lastRow="0" w:firstColumn="1" w:lastColumn="0" w:noHBand="0" w:noVBand="1"/>
       </w:tblPr>
       <w:tblGrid>
-        <w:gridCol w:w="1040"/>
-        <w:gridCol w:w="6460"/>
+        <w:gridCol w:w="1701"/>
+        <w:gridCol w:w="6536"/>
       </w:tblGrid>
       <w:tr>
         <w:trPr>
-          <w:trHeight w:val="290"/>
-          <w:jc w:val="center"/>
+          <w:trHeight w:val="135"/>
         </w:trPr>
         <w:tc>
           <w:tcPr>
-            <w:tcW w:w="1040" w:type="dxa"/>
-            <w:tcBorders>
-              <w:top w:val="single" w:sz="8" w:space="0" w:color="CCCCCC"/>
-              <w:left w:val="single" w:sz="8" w:space="0" w:color="CCCCCC"/>
-              <w:bottom w:val="single" w:sz="8" w:space="0" w:color="CCCCCC"/>
-              <w:right w:val="single" w:sz="8" w:space="0" w:color="CCCCCC"/>
-            </w:tcBorders>
+            <w:tcW w:w="1701" w:type="dxa"/>
             <w:vAlign w:val="center"/>
-            <w:hideMark/>
           </w:tcPr>
           <w:p>
             <w:pPr>
               <w:widowControl/>
-              <w:spacing w:after="0" w:line="240" w:lineRule="auto"/>
-              <w:rPr>
-                <w:rFonts w:ascii="等线" w:eastAsia="等线" w:hAnsi="等线" w:cs="宋体"/>
-                <w:b/>
-                <w:bCs/>
-                <w:color w:val="000000"/>
-                <w:kern w:val="0"/>
-                <w:szCs w:val="22"/>
-                <w14:ligatures w14:val="none"/>
+              <w:autoSpaceDE w:val="0"/>
+              <w:autoSpaceDN w:val="0"/>
+              <w:rPr>
+                <w:rFonts w:ascii="宋体" w:hAnsi="宋体" w:cs="宋体" w:hint="eastAsia"/>
+                <w:szCs w:val="21"/>
+                <w:lang w:val="zh-CN" w:bidi="zh-CN"/>
               </w:rPr>
             </w:pPr>
             <w:r>
               <w:rPr>
-                <w:rFonts w:ascii="等线" w:eastAsia="等线" w:hAnsi="等线" w:cs="宋体" w:hint="eastAsia"/>
-                <w:b/>
-                <w:bCs/>
-                <w:color w:val="000000"/>
-                <w:kern w:val="0"/>
-                <w:szCs w:val="22"/>
-                <w14:ligatures w14:val="none"/>
-              </w:rPr>
-              <w:t>上游</w:t>
-            </w:r>
-            <w:r>
-              <w:rPr>
-                <w:rFonts w:ascii="等线" w:eastAsia="等线" w:hAnsi="等线" w:cs="宋体" w:hint="eastAsia"/>
-                <w:b/>
-                <w:bCs/>
-                <w:color w:val="000000"/>
-                <w:kern w:val="0"/>
-                <w:szCs w:val="22"/>
-                <w14:ligatures w14:val="none"/>
-              </w:rPr>
-              <w:t>大类</w:t>
+                <w:rFonts w:ascii="宋体" w:hAnsi="宋体" w:cs="宋体"/>
+                <w:szCs w:val="21"/>
+                <w:lang w:val="zh-CN" w:bidi="zh-CN"/>
+              </w:rPr>
+              <w:t>投资标的</w:t>
             </w:r>
           </w:p>
         </w:tc>
         <w:tc>
           <w:tcPr>
-            <w:tcW w:w="6460" w:type="dxa"/>
-            <w:tcBorders>
-              <w:top w:val="single" w:sz="8" w:space="0" w:color="CCCCCC"/>
-              <w:left w:val="nil"/>
-              <w:bottom w:val="single" w:sz="8" w:space="0" w:color="CCCCCC"/>
-              <w:right w:val="single" w:sz="8" w:space="0" w:color="CCCCCC"/>
-            </w:tcBorders>
+            <w:tcW w:w="6536" w:type="dxa"/>
             <w:vAlign w:val="center"/>
-            <w:hideMark/>
           </w:tcPr>
           <w:p>
             <w:pPr>
               <w:widowControl/>
-              <w:spacing w:after="0" w:line="240" w:lineRule="auto"/>
-              <w:rPr>
-                <w:rFonts w:ascii="等线" w:eastAsia="等线" w:hAnsi="等线" w:cs="宋体" w:hint="eastAsia"/>
-                <w:b/>
-                <w:bCs/>
-                <w:color w:val="000000"/>
-                <w:kern w:val="0"/>
-                <w:szCs w:val="22"/>
-                <w14:ligatures w14:val="none"/>
+              <w:autoSpaceDE w:val="0"/>
+              <w:autoSpaceDN w:val="0"/>
+              <w:rPr>
+                <w:rFonts w:ascii="宋体" w:hAnsi="宋体" w:cs="宋体" w:hint="eastAsia"/>
+                <w:szCs w:val="21"/>
+                <w:lang w:val="zh-CN" w:bidi="zh-CN"/>
               </w:rPr>
             </w:pPr>
             <w:r>
               <w:rPr>
-                <w:rFonts w:ascii="等线" w:eastAsia="等线" w:hAnsi="等线" w:cs="宋体" w:hint="eastAsia"/>
-                <w:b/>
-                <w:bCs/>
-                <w:color w:val="000000"/>
-                <w:kern w:val="0"/>
-                <w:szCs w:val="22"/>
-                <w14:ligatures w14:val="none"/>
-              </w:rPr>
-              <w:t>细分行业 / 细分领域</w:t>
+                <w:rFonts w:ascii="宋体" w:hAnsi="宋体" w:cs="宋体" w:hint="eastAsia"/>
+                <w:szCs w:val="21"/>
+                <w:lang w:val="zh-CN" w:bidi="zh-CN"/>
+              </w:rPr>
+              <w:t>通信</w:t>
+            </w:r>
+            <w:r>
+              <w:rPr>
+                <w:rFonts w:ascii="宋体" w:hAnsi="宋体" w:cs="宋体" w:hint="eastAsia"/>
+                <w:szCs w:val="21"/>
+                <w:lang w:val="zh-CN" w:bidi="zh-CN"/>
+              </w:rPr>
+              <w:t>ETF</w:t>
+            </w:r>
+            <w:r>
+              <w:rPr>
+                <w:rFonts w:ascii="宋体" w:hAnsi="宋体" w:cs="宋体" w:hint="eastAsia"/>
+                <w:szCs w:val="21"/>
+                <w:lang w:val="zh-CN" w:bidi="zh-CN"/>
+              </w:rPr>
+              <w:t>华夏</w:t>
+            </w:r>
+            <w:r>
+              <w:rPr>
+                <w:rFonts w:ascii="宋体" w:hAnsi="宋体" w:cs="宋体" w:hint="eastAsia"/>
+                <w:szCs w:val="21"/>
+                <w:lang w:val="zh-CN" w:bidi="zh-CN"/>
+              </w:rPr>
+              <w:t>（</w:t>
+            </w:r>
+            <w:r>
+              <w:rPr>
+                <w:rFonts w:hint="eastAsia"/>
+              </w:rPr>
+              <w:t>5</w:t>
+            </w:r>
+            <w:r>
+              <w:rPr>
+                <w:rFonts w:hint="eastAsia"/>
+              </w:rPr>
+              <w:t>15050</w:t>
+            </w:r>
+            <w:r>
+              <w:rPr>
+                <w:rFonts w:ascii="宋体" w:hAnsi="宋体" w:cs="宋体" w:hint="eastAsia"/>
+                <w:szCs w:val="21"/>
+                <w:lang w:val="zh-CN" w:bidi="zh-CN"/>
+              </w:rPr>
+              <w:t>.SH）</w:t>
+            </w:r>
+          </w:p>
+          <w:p>
+            <w:pPr>
+              <w:widowControl/>
+              <w:autoSpaceDE w:val="0"/>
+              <w:autoSpaceDN w:val="0"/>
+              <w:rPr>
+                <w:rFonts w:ascii="宋体" w:hAnsi="宋体" w:cs="宋体" w:hint="eastAsia"/>
+                <w:szCs w:val="21"/>
+                <w:lang w:val="zh-CN" w:bidi="zh-CN"/>
+              </w:rPr>
+            </w:pPr>
+            <w:r>
+              <w:rPr>
+                <w:rFonts w:ascii="宋体" w:hAnsi="宋体" w:cs="宋体" w:hint="eastAsia"/>
+                <w:szCs w:val="21"/>
+                <w:lang w:val="zh-CN" w:bidi="zh-CN"/>
+              </w:rPr>
+              <w:t>通信ETF国泰</w:t>
+            </w:r>
+            <w:r>
+              <w:rPr>
+                <w:rFonts w:ascii="宋体" w:hAnsi="宋体" w:cs="宋体" w:hint="eastAsia"/>
+                <w:szCs w:val="21"/>
+                <w:lang w:val="zh-CN" w:bidi="zh-CN"/>
+              </w:rPr>
+              <w:t>（</w:t>
+            </w:r>
+            <w:r>
+              <w:rPr>
+                <w:rFonts w:ascii="宋体" w:hAnsi="宋体" w:cs="宋体" w:hint="eastAsia"/>
+                <w:szCs w:val="21"/>
+                <w:lang w:val="zh-CN" w:bidi="zh-CN"/>
+              </w:rPr>
+              <w:t>515880</w:t>
+            </w:r>
+            <w:r>
+              <w:rPr>
+                <w:rFonts w:ascii="宋体" w:hAnsi="宋体" w:cs="宋体" w:hint="eastAsia"/>
+                <w:szCs w:val="21"/>
+                <w:lang w:val="zh-CN" w:bidi="zh-CN"/>
+              </w:rPr>
+              <w:t>.SH）</w:t>
             </w:r>
           </w:p>
         </w:tc>
       </w:tr>
       <w:tr>
         <w:trPr>
-          <w:trHeight w:val="280"/>
-          <w:jc w:val="center"/>
+          <w:trHeight w:val="169"/>
         </w:trPr>
         <w:tc>
           <w:tcPr>
-            <w:tcW w:w="1040" w:type="dxa"/>
-            <w:vMerge w:val="restart"/>
-            <w:tcBorders>
-              <w:top w:val="nil"/>
-              <w:left w:val="single" w:sz="8" w:space="0" w:color="CCCCCC"/>
-              <w:bottom w:val="single" w:sz="8" w:space="0" w:color="CCCCCC"/>
-              <w:right w:val="single" w:sz="8" w:space="0" w:color="CCCCCC"/>
-            </w:tcBorders>
+            <w:tcW w:w="1701" w:type="dxa"/>
             <w:vAlign w:val="center"/>
-            <w:hideMark/>
           </w:tcPr>
           <w:p>
             <w:pPr>
               <w:widowControl/>
-              <w:spacing w:after="0" w:line="240" w:lineRule="auto"/>
-              <w:rPr>
-                <w:rFonts w:ascii="等线" w:eastAsia="等线" w:hAnsi="等线" w:cs="宋体" w:hint="eastAsia"/>
-                <w:color w:val="000000"/>
-                <w:kern w:val="0"/>
-                <w:szCs w:val="22"/>
-                <w14:ligatures w14:val="none"/>
+              <w:autoSpaceDE w:val="0"/>
+              <w:autoSpaceDN w:val="0"/>
+              <w:rPr>
+                <w:rFonts w:ascii="宋体" w:hAnsi="宋体" w:cs="宋体" w:hint="eastAsia"/>
+                <w:szCs w:val="21"/>
+                <w:lang w:val="zh-CN" w:bidi="zh-CN"/>
               </w:rPr>
             </w:pPr>
             <w:r>
               <w:rPr>
-                <w:rFonts w:ascii="等线" w:eastAsia="等线" w:hAnsi="等线" w:cs="宋体" w:hint="eastAsia"/>
-                <w:color w:val="000000"/>
-                <w:kern w:val="0"/>
-                <w:szCs w:val="22"/>
-                <w14:ligatures w14:val="none"/>
-              </w:rPr>
-              <w:t>芯片</w:t>
+                <w:rFonts w:ascii="宋体" w:hAnsi="宋体" w:cs="宋体"/>
+                <w:szCs w:val="21"/>
+                <w:lang w:val="zh-CN" w:bidi="zh-CN"/>
+              </w:rPr>
+              <w:t>投资主体</w:t>
             </w:r>
           </w:p>
         </w:tc>
         <w:tc>
           <w:tcPr>
-            <w:tcW w:w="6460" w:type="dxa"/>
-            <w:tcBorders>
-              <w:top w:val="nil"/>
-              <w:left w:val="nil"/>
-              <w:bottom w:val="nil"/>
-              <w:right w:val="single" w:sz="8" w:space="0" w:color="CCCCCC"/>
-            </w:tcBorders>
+            <w:tcW w:w="6536" w:type="dxa"/>
             <w:vAlign w:val="center"/>
-            <w:hideMark/>
           </w:tcPr>
           <w:p>
             <w:pPr>
               <w:widowControl/>
-              <w:spacing w:after="0" w:line="240" w:lineRule="auto"/>
-              <w:rPr>
-                <w:rFonts w:ascii="等线" w:eastAsia="等线" w:hAnsi="等线" w:cs="宋体" w:hint="eastAsia"/>
-                <w:color w:val="000000"/>
-                <w:kern w:val="0"/>
-                <w:szCs w:val="22"/>
-                <w14:ligatures w14:val="none"/>
+              <w:autoSpaceDE w:val="0"/>
+              <w:autoSpaceDN w:val="0"/>
+              <w:rPr>
+                <w:rFonts w:ascii="宋体" w:hAnsi="宋体" w:cs="宋体" w:hint="eastAsia"/>
+                <w:szCs w:val="21"/>
+                <w:lang w:val="zh-CN" w:bidi="zh-CN"/>
               </w:rPr>
             </w:pPr>
             <w:r>
               <w:rPr>
-                <w:rFonts w:ascii="等线" w:eastAsia="等线" w:hAnsi="等线" w:cs="宋体" w:hint="eastAsia"/>
-                <w:color w:val="000000"/>
-                <w:kern w:val="0"/>
-                <w:szCs w:val="22"/>
-                <w14:ligatures w14:val="none"/>
-              </w:rPr>
-              <w:t>无线通信：基带芯片、射频芯片</w:t>
+                <w:rFonts w:ascii="宋体" w:hAnsi="宋体" w:cs="宋体"/>
+                <w:szCs w:val="21"/>
+                <w:lang w:val="zh-CN" w:bidi="zh-CN"/>
+              </w:rPr>
+              <w:t>川江投资有限公司</w:t>
             </w:r>
           </w:p>
         </w:tc>
       </w:tr>
       <w:tr>
         <w:trPr>
-          <w:trHeight w:val="280"/>
-          <w:jc w:val="center"/>
+          <w:trHeight w:val="60"/>
         </w:trPr>
         <w:tc>
           <w:tcPr>
-            <w:tcW w:w="1040" w:type="dxa"/>
-            <w:vMerge/>
-            <w:tcBorders>
-              <w:top w:val="nil"/>
-              <w:left w:val="single" w:sz="8" w:space="0" w:color="CCCCCC"/>
-              <w:bottom w:val="single" w:sz="8" w:space="0" w:color="CCCCCC"/>
-              <w:right w:val="single" w:sz="8" w:space="0" w:color="CCCCCC"/>
-            </w:tcBorders>
+            <w:tcW w:w="1701" w:type="dxa"/>
             <w:vAlign w:val="center"/>
-            <w:hideMark/>
           </w:tcPr>
           <w:p>
             <w:pPr>
               <w:widowControl/>
-              <w:spacing w:after="0" w:line="240" w:lineRule="auto"/>
-              <w:rPr>
-                <w:rFonts w:ascii="等线" w:eastAsia="等线" w:hAnsi="等线" w:cs="宋体"/>
-                <w:color w:val="000000"/>
-                <w:kern w:val="0"/>
-                <w:szCs w:val="22"/>
-                <w14:ligatures w14:val="none"/>
+              <w:autoSpaceDE w:val="0"/>
+              <w:autoSpaceDN w:val="0"/>
+              <w:rPr>
+                <w:rFonts w:ascii="宋体" w:hAnsi="宋体" w:cs="宋体" w:hint="eastAsia"/>
+                <w:szCs w:val="21"/>
+                <w:lang w:val="zh-CN" w:bidi="zh-CN"/>
               </w:rPr>
             </w:pPr>
+            <w:r>
+              <w:rPr>
+                <w:rFonts w:ascii="宋体" w:hAnsi="宋体" w:cs="宋体"/>
+                <w:szCs w:val="21"/>
+                <w:lang w:val="zh-CN" w:bidi="zh-CN"/>
+              </w:rPr>
+              <w:t>投资通道</w:t>
+            </w:r>
           </w:p>
         </w:tc>
         <w:tc>
           <w:tcPr>
-            <w:tcW w:w="6460" w:type="dxa"/>
-            <w:tcBorders>
-              <w:top w:val="nil"/>
-              <w:left w:val="nil"/>
-              <w:bottom w:val="nil"/>
-              <w:right w:val="single" w:sz="8" w:space="0" w:color="CCCCCC"/>
-            </w:tcBorders>
+            <w:tcW w:w="6536" w:type="dxa"/>
             <w:vAlign w:val="center"/>
-            <w:hideMark/>
           </w:tcPr>
           <w:p>
             <w:pPr>
               <w:widowControl/>
-              <w:spacing w:after="0" w:line="240" w:lineRule="auto"/>
-              <w:rPr>
-                <w:rFonts w:ascii="等线" w:eastAsia="等线" w:hAnsi="等线" w:cs="宋体" w:hint="eastAsia"/>
-                <w:color w:val="000000"/>
-                <w:kern w:val="0"/>
-                <w:szCs w:val="22"/>
-                <w14:ligatures w14:val="none"/>
+              <w:autoSpaceDE w:val="0"/>
+              <w:autoSpaceDN w:val="0"/>
+              <w:rPr>
+                <w:rFonts w:ascii="宋体" w:hAnsi="宋体" w:cs="宋体" w:hint="eastAsia"/>
+                <w:szCs w:val="21"/>
+                <w:lang w:val="zh-CN" w:bidi="zh-CN"/>
               </w:rPr>
             </w:pPr>
             <w:r>
               <w:rPr>
-                <w:rFonts w:ascii="等线" w:eastAsia="等线" w:hAnsi="等线" w:cs="宋体" w:hint="eastAsia"/>
-                <w:color w:val="000000"/>
-                <w:kern w:val="0"/>
-                <w:szCs w:val="22"/>
-                <w14:ligatures w14:val="none"/>
-              </w:rPr>
-              <w:t>光通信：光电芯片</w:t>
+                <w:rFonts w:ascii="宋体" w:hAnsi="宋体" w:cs="宋体"/>
+                <w:szCs w:val="21"/>
+                <w:lang w:val="zh-CN" w:bidi="zh-CN"/>
+              </w:rPr>
+              <w:t>川江证券账户</w:t>
             </w:r>
           </w:p>
         </w:tc>
       </w:tr>
       <w:tr>
         <w:trPr>
-          <w:trHeight w:val="280"/>
-          <w:jc w:val="center"/>
+          <w:trHeight w:val="60"/>
         </w:trPr>
         <w:tc>
           <w:tcPr>
-            <w:tcW w:w="1040" w:type="dxa"/>
-            <w:vMerge/>
-            <w:tcBorders>
-              <w:top w:val="nil"/>
-              <w:left w:val="single" w:sz="8" w:space="0" w:color="CCCCCC"/>
-              <w:bottom w:val="single" w:sz="8" w:space="0" w:color="CCCCCC"/>
-              <w:right w:val="single" w:sz="8" w:space="0" w:color="CCCCCC"/>
-            </w:tcBorders>
+            <w:tcW w:w="1701" w:type="dxa"/>
             <w:vAlign w:val="center"/>
-            <w:hideMark/>
           </w:tcPr>
           <w:p>
             <w:pPr>
               <w:widowControl/>
-              <w:spacing w:after="0" w:line="240" w:lineRule="auto"/>
-              <w:rPr>
-                <w:rFonts w:ascii="等线" w:eastAsia="等线" w:hAnsi="等线" w:cs="宋体"/>
-                <w:color w:val="000000"/>
-                <w:kern w:val="0"/>
-                <w:szCs w:val="22"/>
-                <w14:ligatures w14:val="none"/>
+              <w:autoSpaceDE w:val="0"/>
+              <w:autoSpaceDN w:val="0"/>
+              <w:rPr>
+                <w:rFonts w:ascii="宋体" w:hAnsi="宋体" w:cs="宋体" w:hint="eastAsia"/>
+                <w:szCs w:val="21"/>
+                <w:lang w:val="zh-CN" w:bidi="zh-CN"/>
               </w:rPr>
             </w:pPr>
+            <w:r>
+              <w:rPr>
+                <w:rFonts w:ascii="宋体" w:hAnsi="宋体" w:cs="宋体"/>
+                <w:szCs w:val="21"/>
+                <w:lang w:val="zh-CN" w:bidi="zh-CN"/>
+              </w:rPr>
+              <w:t>投资金额</w:t>
+            </w:r>
           </w:p>
         </w:tc>
         <w:tc>
           <w:tcPr>
-            <w:tcW w:w="6460" w:type="dxa"/>
-            <w:tcBorders>
-              <w:top w:val="nil"/>
-              <w:left w:val="nil"/>
-              <w:bottom w:val="nil"/>
-              <w:right w:val="single" w:sz="8" w:space="0" w:color="CCCCCC"/>
-            </w:tcBorders>
+            <w:tcW w:w="6536" w:type="dxa"/>
             <w:vAlign w:val="center"/>
-            <w:hideMark/>
           </w:tcPr>
           <w:p>
             <w:pPr>
               <w:widowControl/>
-              <w:spacing w:after="0" w:line="240" w:lineRule="auto"/>
-              <w:rPr>
-                <w:rFonts w:ascii="等线" w:eastAsia="等线" w:hAnsi="等线" w:cs="宋体" w:hint="eastAsia"/>
-                <w:color w:val="000000"/>
-                <w:kern w:val="0"/>
-                <w:szCs w:val="22"/>
-                <w14:ligatures w14:val="none"/>
+              <w:autoSpaceDE w:val="0"/>
+              <w:autoSpaceDN w:val="0"/>
+              <w:rPr>
+                <w:rFonts w:ascii="宋体" w:hAnsi="宋体" w:cs="宋体" w:hint="eastAsia"/>
+                <w:szCs w:val="21"/>
+                <w:lang w:val="zh-CN" w:bidi="zh-CN"/>
               </w:rPr>
             </w:pPr>
-            <w:proofErr w:type="gramStart"/>
             <w:r>
               <w:rPr>
-                <w:rFonts w:ascii="等线" w:eastAsia="等线" w:hAnsi="等线" w:cs="宋体" w:hint="eastAsia"/>
-                <w:color w:val="000000"/>
-                <w:kern w:val="0"/>
-                <w:szCs w:val="22"/>
-                <w14:ligatures w14:val="none"/>
-              </w:rPr>
-              <w:t>云智算</w:t>
-            </w:r>
-            <w:proofErr w:type="gramEnd"/>
-            <w:r>
-              <w:rPr>
-                <w:rFonts w:ascii="等线" w:eastAsia="等线" w:hAnsi="等线" w:cs="宋体" w:hint="eastAsia"/>
-                <w:color w:val="000000"/>
-                <w:kern w:val="0"/>
-                <w:szCs w:val="22"/>
-                <w14:ligatures w14:val="none"/>
-              </w:rPr>
-              <w:t>：CPU、GPU、</w:t>
-            </w:r>
-            <w:proofErr w:type="gramStart"/>
-            <w:r>
-              <w:rPr>
-                <w:rFonts w:ascii="等线" w:eastAsia="等线" w:hAnsi="等线" w:cs="宋体" w:hint="eastAsia"/>
-                <w:color w:val="000000"/>
-                <w:kern w:val="0"/>
-                <w:szCs w:val="22"/>
-                <w14:ligatures w14:val="none"/>
-              </w:rPr>
-              <w:t>智算芯片</w:t>
-            </w:r>
-            <w:proofErr w:type="gramEnd"/>
-            <w:r>
-              <w:rPr>
-                <w:rFonts w:ascii="等线" w:eastAsia="等线" w:hAnsi="等线" w:cs="宋体" w:hint="eastAsia"/>
-                <w:color w:val="000000"/>
-                <w:kern w:val="0"/>
-                <w:szCs w:val="22"/>
-                <w14:ligatures w14:val="none"/>
-              </w:rPr>
-              <w:t>、存储芯片</w:t>
+                <w:rFonts w:ascii="宋体" w:hAnsi="宋体" w:cs="宋体" w:hint="eastAsia"/>
+                <w:szCs w:val="21"/>
+                <w:lang w:val="zh-CN" w:bidi="zh-CN"/>
+              </w:rPr>
+              <w:t>个股投资金额不超过500万元</w:t>
             </w:r>
           </w:p>
         </w:tc>
       </w:tr>
       <w:tr>
         <w:trPr>
-          <w:trHeight w:val="280"/>
-          <w:jc w:val="center"/>
+          <w:trHeight w:val="60"/>
         </w:trPr>
         <w:tc>
           <w:tcPr>
-            <w:tcW w:w="1040" w:type="dxa"/>
-            <w:vMerge/>
-            <w:tcBorders>
-              <w:top w:val="nil"/>
-              <w:left w:val="single" w:sz="8" w:space="0" w:color="CCCCCC"/>
-              <w:bottom w:val="single" w:sz="8" w:space="0" w:color="CCCCCC"/>
-              <w:right w:val="single" w:sz="8" w:space="0" w:color="CCCCCC"/>
-            </w:tcBorders>
+            <w:tcW w:w="1701" w:type="dxa"/>
             <w:vAlign w:val="center"/>
-            <w:hideMark/>
           </w:tcPr>
           <w:p>
             <w:pPr>
               <w:widowControl/>
-              <w:spacing w:after="0" w:line="240" w:lineRule="auto"/>
-              <w:rPr>
-                <w:rFonts w:ascii="等线" w:eastAsia="等线" w:hAnsi="等线" w:cs="宋体"/>
-                <w:color w:val="000000"/>
-                <w:kern w:val="0"/>
-                <w:szCs w:val="22"/>
-                <w14:ligatures w14:val="none"/>
+              <w:autoSpaceDE w:val="0"/>
+              <w:autoSpaceDN w:val="0"/>
+              <w:rPr>
+                <w:rFonts w:ascii="宋体" w:hAnsi="宋体" w:cs="宋体" w:hint="eastAsia"/>
+                <w:szCs w:val="21"/>
+                <w:lang w:val="zh-CN" w:bidi="zh-CN"/>
               </w:rPr>
             </w:pPr>
+            <w:r>
+              <w:rPr>
+                <w:rFonts w:ascii="宋体" w:hAnsi="宋体" w:cs="宋体"/>
+                <w:szCs w:val="21"/>
+                <w:lang w:val="zh-CN" w:bidi="zh-CN"/>
+              </w:rPr>
+              <w:t>交易策略</w:t>
+            </w:r>
           </w:p>
         </w:tc>
         <w:tc>
           <w:tcPr>
-            <w:tcW w:w="6460" w:type="dxa"/>
-            <w:tcBorders>
-              <w:top w:val="nil"/>
-              <w:left w:val="nil"/>
-              <w:bottom w:val="nil"/>
-              <w:right w:val="single" w:sz="8" w:space="0" w:color="CCCCCC"/>
-            </w:tcBorders>
+            <w:tcW w:w="6536" w:type="dxa"/>
             <w:vAlign w:val="center"/>
-            <w:hideMark/>
           </w:tcPr>
           <w:p>
             <w:pPr>
               <w:widowControl/>
-              <w:spacing w:after="0" w:line="240" w:lineRule="auto"/>
-              <w:rPr>
-                <w:rFonts w:ascii="等线" w:eastAsia="等线" w:hAnsi="等线" w:cs="宋体" w:hint="eastAsia"/>
-                <w:color w:val="000000"/>
-                <w:kern w:val="0"/>
-                <w:szCs w:val="22"/>
-                <w14:ligatures w14:val="none"/>
+              <w:autoSpaceDE w:val="0"/>
+              <w:autoSpaceDN w:val="0"/>
+              <w:rPr>
+                <w:rFonts w:ascii="宋体" w:hAnsi="宋体" w:cs="宋体" w:hint="eastAsia"/>
+                <w:szCs w:val="21"/>
+                <w:lang w:val="zh-CN" w:bidi="zh-CN"/>
               </w:rPr>
             </w:pPr>
             <w:r>
               <w:rPr>
-                <w:rFonts w:ascii="等线" w:eastAsia="等线" w:hAnsi="等线" w:cs="宋体" w:hint="eastAsia"/>
-                <w:color w:val="000000"/>
-                <w:kern w:val="0"/>
-                <w:szCs w:val="22"/>
-                <w14:ligatures w14:val="none"/>
-              </w:rPr>
-              <w:t>量子通信：抗量子密码芯片、量子随机数发生器芯片</w:t>
+                <w:rFonts w:ascii="宋体" w:hAnsi="宋体" w:cs="宋体"/>
+                <w:szCs w:val="21"/>
+                <w:lang w:val="zh-CN" w:bidi="zh-CN"/>
+              </w:rPr>
+              <w:t>波段交易，波段交易可循环执行</w:t>
             </w:r>
           </w:p>
         </w:tc>
       </w:tr>
       <w:tr>
         <w:trPr>
-          <w:trHeight w:val="280"/>
-          <w:jc w:val="center"/>
+          <w:trHeight w:val="60"/>
         </w:trPr>
         <w:tc>
           <w:tcPr>
-            <w:tcW w:w="1040" w:type="dxa"/>
-            <w:vMerge/>
-            <w:tcBorders>
-              <w:top w:val="nil"/>
-              <w:left w:val="single" w:sz="8" w:space="0" w:color="CCCCCC"/>
-              <w:bottom w:val="single" w:sz="8" w:space="0" w:color="CCCCCC"/>
-              <w:right w:val="single" w:sz="8" w:space="0" w:color="CCCCCC"/>
-            </w:tcBorders>
+            <w:tcW w:w="1701" w:type="dxa"/>
             <w:vAlign w:val="center"/>
-            <w:hideMark/>
           </w:tcPr>
           <w:p>
             <w:pPr>
               <w:widowControl/>
-              <w:spacing w:after="0" w:line="240" w:lineRule="auto"/>
-              <w:rPr>
-                <w:rFonts w:ascii="等线" w:eastAsia="等线" w:hAnsi="等线" w:cs="宋体"/>
-                <w:color w:val="000000"/>
-                <w:kern w:val="0"/>
-                <w:szCs w:val="22"/>
-                <w14:ligatures w14:val="none"/>
+              <w:autoSpaceDE w:val="0"/>
+              <w:autoSpaceDN w:val="0"/>
+              <w:rPr>
+                <w:rFonts w:ascii="宋体" w:hAnsi="宋体" w:cs="宋体" w:hint="eastAsia"/>
+                <w:szCs w:val="21"/>
+                <w:lang w:val="zh-CN" w:bidi="zh-CN"/>
               </w:rPr>
             </w:pPr>
+            <w:r>
+              <w:rPr>
+                <w:rFonts w:ascii="宋体" w:hAnsi="宋体" w:cs="宋体"/>
+                <w:szCs w:val="21"/>
+                <w:lang w:val="zh-CN" w:bidi="zh-CN"/>
+              </w:rPr>
+              <w:t>投资期限</w:t>
+            </w:r>
           </w:p>
         </w:tc>
         <w:tc>
           <w:tcPr>
-            <w:tcW w:w="6460" w:type="dxa"/>
-            <w:tcBorders>
-              <w:top w:val="nil"/>
-              <w:left w:val="nil"/>
-              <w:bottom w:val="nil"/>
-              <w:right w:val="single" w:sz="8" w:space="0" w:color="CCCCCC"/>
-            </w:tcBorders>
+            <w:tcW w:w="6536" w:type="dxa"/>
             <w:vAlign w:val="center"/>
-            <w:hideMark/>
           </w:tcPr>
           <w:p>
             <w:pPr>
               <w:widowControl/>
-              <w:spacing w:after="0" w:line="240" w:lineRule="auto"/>
-              <w:rPr>
-                <w:rFonts w:ascii="等线" w:eastAsia="等线" w:hAnsi="等线" w:cs="宋体" w:hint="eastAsia"/>
-                <w:color w:val="000000"/>
-                <w:kern w:val="0"/>
-                <w:szCs w:val="22"/>
-                <w14:ligatures w14:val="none"/>
+              <w:autoSpaceDE w:val="0"/>
+              <w:autoSpaceDN w:val="0"/>
+              <w:rPr>
+                <w:rFonts w:ascii="宋体" w:hAnsi="宋体" w:cs="宋体" w:hint="eastAsia"/>
+                <w:szCs w:val="21"/>
+                <w:lang w:val="zh-CN" w:bidi="zh-CN"/>
               </w:rPr>
             </w:pPr>
             <w:r>
               <w:rPr>
-                <w:rFonts w:ascii="等线" w:eastAsia="等线" w:hAnsi="等线" w:cs="宋体" w:hint="eastAsia"/>
-                <w:color w:val="000000"/>
-                <w:kern w:val="0"/>
-                <w:szCs w:val="22"/>
-                <w14:ligatures w14:val="none"/>
-              </w:rPr>
-              <w:t>卫星通信：卫星通信核心芯片</w:t>
+                <w:rFonts w:ascii="宋体" w:hAnsi="宋体" w:cs="宋体"/>
+                <w:szCs w:val="21"/>
+                <w:lang w:val="zh-CN" w:bidi="zh-CN"/>
+              </w:rPr>
+              <w:t>不超过12个月</w:t>
             </w:r>
           </w:p>
         </w:tc>
       </w:tr>
       <w:tr>
         <w:trPr>
-          <w:trHeight w:val="290"/>
-          <w:jc w:val="center"/>
+          <w:trHeight w:val="374"/>
         </w:trPr>
         <w:tc>
           <w:tcPr>
-            <w:tcW w:w="1040" w:type="dxa"/>
-            <w:vMerge/>
-            <w:tcBorders>
-              <w:top w:val="nil"/>
-              <w:left w:val="single" w:sz="8" w:space="0" w:color="CCCCCC"/>
-              <w:bottom w:val="single" w:sz="8" w:space="0" w:color="CCCCCC"/>
-              <w:right w:val="single" w:sz="8" w:space="0" w:color="CCCCCC"/>
-            </w:tcBorders>
+            <w:tcW w:w="1701" w:type="dxa"/>
             <w:vAlign w:val="center"/>
-            <w:hideMark/>
           </w:tcPr>
           <w:p>
             <w:pPr>
               <w:widowControl/>
-              <w:spacing w:after="0" w:line="240" w:lineRule="auto"/>
-              <w:rPr>
-                <w:rFonts w:ascii="等线" w:eastAsia="等线" w:hAnsi="等线" w:cs="宋体"/>
-                <w:color w:val="000000"/>
-                <w:kern w:val="0"/>
-                <w:szCs w:val="22"/>
-                <w14:ligatures w14:val="none"/>
-              </w:rPr>
-            </w:pPr>
-          </w:p>
-        </w:tc>
-        <w:tc>
-          <w:tcPr>
-            <w:tcW w:w="6460" w:type="dxa"/>
-            <w:tcBorders>
-              <w:top w:val="nil"/>
-              <w:left w:val="nil"/>
-              <w:bottom w:val="single" w:sz="8" w:space="0" w:color="CCCCCC"/>
-              <w:right w:val="single" w:sz="8" w:space="0" w:color="CCCCCC"/>
-            </w:tcBorders>
-            <w:vAlign w:val="center"/>
-            <w:hideMark/>
-          </w:tcPr>
-          <w:p>
-            <w:pPr>
-              <w:widowControl/>
-              <w:spacing w:after="0" w:line="240" w:lineRule="auto"/>
-              <w:rPr>
-                <w:rFonts w:ascii="等线" w:eastAsia="等线" w:hAnsi="等线" w:cs="宋体" w:hint="eastAsia"/>
-                <w:color w:val="000000"/>
-                <w:kern w:val="0"/>
-                <w:szCs w:val="22"/>
-                <w14:ligatures w14:val="none"/>
+              <w:autoSpaceDE w:val="0"/>
+              <w:autoSpaceDN w:val="0"/>
+              <w:rPr>
+                <w:rFonts w:ascii="宋体" w:hAnsi="宋体" w:cs="宋体" w:hint="eastAsia"/>
+                <w:szCs w:val="21"/>
+                <w:lang w:val="zh-CN" w:bidi="zh-CN"/>
               </w:rPr>
             </w:pPr>
             <w:r>
               <w:rPr>
-                <w:rFonts w:ascii="等线" w:eastAsia="等线" w:hAnsi="等线" w:cs="宋体" w:hint="eastAsia"/>
-                <w:color w:val="000000"/>
-                <w:kern w:val="0"/>
-                <w:szCs w:val="22"/>
-                <w14:ligatures w14:val="none"/>
-              </w:rPr>
-              <w:t>智能终端：手机 SoC、存储芯片、PC 芯片、</w:t>
-            </w:r>
-            <w:proofErr w:type="spellStart"/>
-            <w:r>
-              <w:rPr>
-                <w:rFonts w:ascii="等线" w:eastAsia="等线" w:hAnsi="等线" w:cs="宋体" w:hint="eastAsia"/>
-                <w:color w:val="000000"/>
-                <w:kern w:val="0"/>
-                <w:szCs w:val="22"/>
-                <w14:ligatures w14:val="none"/>
-              </w:rPr>
-              <w:t>eSIM</w:t>
-            </w:r>
-            <w:proofErr w:type="spellEnd"/>
-            <w:r>
-              <w:rPr>
-                <w:rFonts w:ascii="等线" w:eastAsia="等线" w:hAnsi="等线" w:cs="宋体" w:hint="eastAsia"/>
-                <w:color w:val="000000"/>
-                <w:kern w:val="0"/>
-                <w:szCs w:val="22"/>
-                <w14:ligatures w14:val="none"/>
-              </w:rPr>
-              <w:t xml:space="preserve"> 芯片</w:t>
-            </w:r>
-          </w:p>
-        </w:tc>
-      </w:tr>
-      <w:tr>
-        <w:trPr>
-          <w:trHeight w:val="280"/>
-          <w:jc w:val="center"/>
-        </w:trPr>
-        <w:tc>
-          <w:tcPr>
-            <w:tcW w:w="1040" w:type="dxa"/>
-            <w:vMerge w:val="restart"/>
-            <w:tcBorders>
-              <w:top w:val="nil"/>
-              <w:left w:val="single" w:sz="8" w:space="0" w:color="CCCCCC"/>
-              <w:bottom w:val="single" w:sz="8" w:space="0" w:color="CCCCCC"/>
-              <w:right w:val="single" w:sz="8" w:space="0" w:color="CCCCCC"/>
-            </w:tcBorders>
-            <w:vAlign w:val="center"/>
-            <w:hideMark/>
-          </w:tcPr>
-          <w:p>
-            <w:pPr>
-              <w:widowControl/>
-              <w:spacing w:after="0" w:line="240" w:lineRule="auto"/>
-              <w:rPr>
-                <w:rFonts w:ascii="等线" w:eastAsia="等线" w:hAnsi="等线" w:cs="宋体" w:hint="eastAsia"/>
-                <w:color w:val="000000"/>
-                <w:kern w:val="0"/>
-                <w:szCs w:val="22"/>
-                <w14:ligatures w14:val="none"/>
-              </w:rPr>
-            </w:pPr>
-            <w:r>
-              <w:rPr>
-                <w:rFonts w:ascii="等线" w:eastAsia="等线" w:hAnsi="等线" w:cs="宋体" w:hint="eastAsia"/>
-                <w:color w:val="000000"/>
-                <w:kern w:val="0"/>
-                <w:szCs w:val="22"/>
-                <w14:ligatures w14:val="none"/>
-              </w:rPr>
-              <w:t>组件 / 器件</w:t>
+                <w:rFonts w:ascii="宋体" w:hAnsi="宋体" w:cs="宋体"/>
+                <w:szCs w:val="21"/>
+                <w:lang w:val="zh-CN" w:bidi="zh-CN"/>
+              </w:rPr>
+              <w:t>退出策略</w:t>
             </w:r>
           </w:p>
         </w:tc>
         <w:tc>
           <w:tcPr>
-            <w:tcW w:w="6460" w:type="dxa"/>
-            <w:tcBorders>
-              <w:top w:val="nil"/>
-              <w:left w:val="nil"/>
-              <w:bottom w:val="nil"/>
-              <w:right w:val="single" w:sz="8" w:space="0" w:color="CCCCCC"/>
-            </w:tcBorders>
+            <w:tcW w:w="6536" w:type="dxa"/>
             <w:vAlign w:val="center"/>
-            <w:hideMark/>
           </w:tcPr>
           <w:p>
             <w:pPr>
               <w:widowControl/>
-              <w:spacing w:after="0" w:line="240" w:lineRule="auto"/>
-              <w:rPr>
-                <w:rFonts w:ascii="等线" w:eastAsia="等线" w:hAnsi="等线" w:cs="宋体" w:hint="eastAsia"/>
-                <w:color w:val="000000"/>
-                <w:kern w:val="0"/>
-                <w:szCs w:val="22"/>
-                <w14:ligatures w14:val="none"/>
+              <w:autoSpaceDE w:val="0"/>
+              <w:autoSpaceDN w:val="0"/>
+              <w:rPr>
+                <w:rFonts w:ascii="宋体" w:hAnsi="宋体" w:cs="宋体" w:hint="eastAsia"/>
+                <w:szCs w:val="21"/>
+                <w:lang w:val="zh-CN" w:bidi="zh-CN"/>
               </w:rPr>
             </w:pPr>
             <w:r>
               <w:rPr>
-                <w:rFonts w:ascii="等线" w:eastAsia="等线" w:hAnsi="等线" w:cs="宋体" w:hint="eastAsia"/>
-                <w:color w:val="000000"/>
-                <w:kern w:val="0"/>
-                <w:szCs w:val="22"/>
-                <w14:ligatures w14:val="none"/>
-              </w:rPr>
-              <w:t>无线通信：射频器件、天线、馈线</w:t>
+                <w:rFonts w:ascii="宋体" w:hAnsi="宋体" w:cs="宋体"/>
+                <w:szCs w:val="21"/>
+                <w:lang w:val="zh-CN" w:bidi="zh-CN"/>
+              </w:rPr>
+              <w:t>（1）非到期退出：</w:t>
+            </w:r>
+            <w:r>
+              <w:rPr>
+                <w:rFonts w:ascii="宋体" w:hAnsi="宋体" w:cs="宋体" w:hint="eastAsia"/>
+                <w:szCs w:val="21"/>
+                <w:lang w:val="zh-CN" w:bidi="zh-CN"/>
+              </w:rPr>
+              <w:t>宏观</w:t>
+            </w:r>
+            <w:r>
+              <w:rPr>
+                <w:rFonts w:ascii="宋体" w:hAnsi="宋体" w:cs="宋体"/>
+                <w:szCs w:val="21"/>
+                <w:lang w:val="zh-CN" w:bidi="zh-CN"/>
+              </w:rPr>
+              <w:t>基本面和外围出现重大恶化后平仓。</w:t>
             </w:r>
           </w:p>
-        </w:tc>
-      </w:tr>
-      <w:tr>
-        <w:trPr>
-          <w:trHeight w:val="280"/>
-          <w:jc w:val="center"/>
-        </w:trPr>
-        <w:tc>
-          <w:tcPr>
-            <w:tcW w:w="1040" w:type="dxa"/>
-            <w:vMerge/>
-            <w:tcBorders>
-              <w:top w:val="nil"/>
-              <w:left w:val="single" w:sz="8" w:space="0" w:color="CCCCCC"/>
-              <w:bottom w:val="single" w:sz="8" w:space="0" w:color="CCCCCC"/>
-              <w:right w:val="single" w:sz="8" w:space="0" w:color="CCCCCC"/>
-            </w:tcBorders>
-            <w:vAlign w:val="center"/>
-            <w:hideMark/>
-          </w:tcPr>
           <w:p>
             <w:pPr>
               <w:widowControl/>
-              <w:spacing w:after="0" w:line="240" w:lineRule="auto"/>
-              <w:rPr>
-                <w:rFonts w:ascii="等线" w:eastAsia="等线" w:hAnsi="等线" w:cs="宋体"/>
-                <w:color w:val="000000"/>
-                <w:kern w:val="0"/>
-                <w:szCs w:val="22"/>
-                <w14:ligatures w14:val="none"/>
-              </w:rPr>
-            </w:pPr>
-          </w:p>
-        </w:tc>
-        <w:tc>
-          <w:tcPr>
-            <w:tcW w:w="6460" w:type="dxa"/>
-            <w:tcBorders>
-              <w:top w:val="nil"/>
-              <w:left w:val="nil"/>
-              <w:bottom w:val="nil"/>
-              <w:right w:val="single" w:sz="8" w:space="0" w:color="CCCCCC"/>
-            </w:tcBorders>
-            <w:vAlign w:val="center"/>
-            <w:hideMark/>
-          </w:tcPr>
-          <w:p>
-            <w:pPr>
-              <w:widowControl/>
-              <w:spacing w:after="0" w:line="240" w:lineRule="auto"/>
-              <w:rPr>
-                <w:rFonts w:ascii="等线" w:eastAsia="等线" w:hAnsi="等线" w:cs="宋体" w:hint="eastAsia"/>
-                <w:color w:val="000000"/>
-                <w:kern w:val="0"/>
-                <w:szCs w:val="22"/>
-                <w14:ligatures w14:val="none"/>
+              <w:autoSpaceDE w:val="0"/>
+              <w:autoSpaceDN w:val="0"/>
+              <w:rPr>
+                <w:rFonts w:ascii="宋体" w:hAnsi="宋体" w:cs="宋体" w:hint="eastAsia"/>
+                <w:szCs w:val="21"/>
+                <w:lang w:val="zh-CN" w:bidi="zh-CN"/>
               </w:rPr>
             </w:pPr>
             <w:r>
               <w:rPr>
-                <w:rFonts w:ascii="等线" w:eastAsia="等线" w:hAnsi="等线" w:cs="宋体" w:hint="eastAsia"/>
-                <w:color w:val="000000"/>
-                <w:kern w:val="0"/>
-                <w:szCs w:val="22"/>
-                <w14:ligatures w14:val="none"/>
-              </w:rPr>
-              <w:t>光通信：光纤光缆、光模块</w:t>
-            </w:r>
-          </w:p>
-        </w:tc>
-      </w:tr>
-      <w:tr>
-        <w:trPr>
-          <w:trHeight w:val="280"/>
-          <w:jc w:val="center"/>
-        </w:trPr>
-        <w:tc>
-          <w:tcPr>
-            <w:tcW w:w="1040" w:type="dxa"/>
-            <w:vMerge/>
-            <w:tcBorders>
-              <w:top w:val="nil"/>
-              <w:left w:val="single" w:sz="8" w:space="0" w:color="CCCCCC"/>
-              <w:bottom w:val="single" w:sz="8" w:space="0" w:color="CCCCCC"/>
-              <w:right w:val="single" w:sz="8" w:space="0" w:color="CCCCCC"/>
-            </w:tcBorders>
-            <w:vAlign w:val="center"/>
-            <w:hideMark/>
-          </w:tcPr>
-          <w:p>
-            <w:pPr>
-              <w:widowControl/>
-              <w:spacing w:after="0" w:line="240" w:lineRule="auto"/>
-              <w:rPr>
-                <w:rFonts w:ascii="等线" w:eastAsia="等线" w:hAnsi="等线" w:cs="宋体"/>
-                <w:color w:val="000000"/>
-                <w:kern w:val="0"/>
-                <w:szCs w:val="22"/>
-                <w14:ligatures w14:val="none"/>
-              </w:rPr>
-            </w:pPr>
-          </w:p>
-        </w:tc>
-        <w:tc>
-          <w:tcPr>
-            <w:tcW w:w="6460" w:type="dxa"/>
-            <w:tcBorders>
-              <w:top w:val="nil"/>
-              <w:left w:val="nil"/>
-              <w:bottom w:val="nil"/>
-              <w:right w:val="single" w:sz="8" w:space="0" w:color="CCCCCC"/>
-            </w:tcBorders>
-            <w:vAlign w:val="center"/>
-            <w:hideMark/>
-          </w:tcPr>
-          <w:p>
-            <w:pPr>
-              <w:widowControl/>
-              <w:spacing w:after="0" w:line="240" w:lineRule="auto"/>
-              <w:rPr>
-                <w:rFonts w:ascii="等线" w:eastAsia="等线" w:hAnsi="等线" w:cs="宋体" w:hint="eastAsia"/>
-                <w:color w:val="000000"/>
-                <w:kern w:val="0"/>
-                <w:szCs w:val="22"/>
-                <w14:ligatures w14:val="none"/>
-              </w:rPr>
-            </w:pPr>
-            <w:r>
-              <w:rPr>
-                <w:rFonts w:ascii="等线" w:eastAsia="等线" w:hAnsi="等线" w:cs="宋体" w:hint="eastAsia"/>
-                <w:color w:val="000000"/>
-                <w:kern w:val="0"/>
-                <w:szCs w:val="22"/>
-                <w14:ligatures w14:val="none"/>
-              </w:rPr>
-              <w:t>卫星通信：卫星天线</w:t>
-            </w:r>
-          </w:p>
-        </w:tc>
-      </w:tr>
-      <w:tr>
-        <w:trPr>
-          <w:trHeight w:val="290"/>
-          <w:jc w:val="center"/>
-        </w:trPr>
-        <w:tc>
-          <w:tcPr>
-            <w:tcW w:w="1040" w:type="dxa"/>
-            <w:vMerge/>
-            <w:tcBorders>
-              <w:top w:val="nil"/>
-              <w:left w:val="single" w:sz="8" w:space="0" w:color="CCCCCC"/>
-              <w:bottom w:val="single" w:sz="8" w:space="0" w:color="CCCCCC"/>
-              <w:right w:val="single" w:sz="8" w:space="0" w:color="CCCCCC"/>
-            </w:tcBorders>
-            <w:vAlign w:val="center"/>
-            <w:hideMark/>
-          </w:tcPr>
-          <w:p>
-            <w:pPr>
-              <w:widowControl/>
-              <w:spacing w:after="0" w:line="240" w:lineRule="auto"/>
-              <w:rPr>
-                <w:rFonts w:ascii="等线" w:eastAsia="等线" w:hAnsi="等线" w:cs="宋体"/>
-                <w:color w:val="000000"/>
-                <w:kern w:val="0"/>
-                <w:szCs w:val="22"/>
-                <w14:ligatures w14:val="none"/>
-              </w:rPr>
-            </w:pPr>
-          </w:p>
-        </w:tc>
-        <w:tc>
-          <w:tcPr>
-            <w:tcW w:w="6460" w:type="dxa"/>
-            <w:tcBorders>
-              <w:top w:val="nil"/>
-              <w:left w:val="nil"/>
-              <w:bottom w:val="single" w:sz="8" w:space="0" w:color="CCCCCC"/>
-              <w:right w:val="single" w:sz="8" w:space="0" w:color="CCCCCC"/>
-            </w:tcBorders>
-            <w:vAlign w:val="center"/>
-            <w:hideMark/>
-          </w:tcPr>
-          <w:p>
-            <w:pPr>
-              <w:widowControl/>
-              <w:spacing w:after="0" w:line="240" w:lineRule="auto"/>
-              <w:rPr>
-                <w:rFonts w:ascii="等线" w:eastAsia="等线" w:hAnsi="等线" w:cs="宋体" w:hint="eastAsia"/>
-                <w:color w:val="000000"/>
-                <w:kern w:val="0"/>
-                <w:szCs w:val="22"/>
-                <w14:ligatures w14:val="none"/>
-              </w:rPr>
-            </w:pPr>
-            <w:r>
-              <w:rPr>
-                <w:rFonts w:ascii="等线" w:eastAsia="等线" w:hAnsi="等线" w:cs="宋体" w:hint="eastAsia"/>
-                <w:color w:val="000000"/>
-                <w:kern w:val="0"/>
-                <w:szCs w:val="22"/>
-                <w14:ligatures w14:val="none"/>
-              </w:rPr>
-              <w:t>智能终端：手机天线、线性马达、音频组件、摄像头模组、屏幕</w:t>
+                <w:rFonts w:ascii="宋体" w:hAnsi="宋体" w:cs="宋体"/>
+                <w:szCs w:val="21"/>
+                <w:lang w:val="zh-CN" w:bidi="zh-CN"/>
+              </w:rPr>
+              <w:t>（2）到期退出：按策略执行。</w:t>
             </w:r>
           </w:p>
         </w:tc>
       </w:tr>
     </w:tbl>
     <w:p>
-      <w:r>
-        <w:rPr>
-          <w:rFonts w:hint="eastAsia"/>
-        </w:rPr>
-        <w:t>产业链中游环节主要有设备制造与服务运营类企业，产业融合进一步深化，且呈现明显的“技术集成化、生态协同化”特征。</w:t>
-      </w:r>
-      <w:r>
-        <w:rPr>
-          <w:rFonts w:hint="eastAsia"/>
-        </w:rPr>
-        <w:t>技术集成化在通信</w:t>
-      </w:r>
-      <w:r>
-        <w:rPr>
-          <w:rFonts w:hint="eastAsia"/>
-        </w:rPr>
-        <w:t>基座</w:t>
-      </w:r>
-      <w:r>
-        <w:rPr>
-          <w:rFonts w:hint="eastAsia"/>
-        </w:rPr>
-        <w:t>设备、服务器、智能终端制造环节颇为明显</w:t>
-      </w:r>
-      <w:r>
-        <w:rPr>
-          <w:rFonts w:hint="eastAsia"/>
-        </w:rPr>
-        <w:t>，</w:t>
-      </w:r>
-    </w:p>
-    <w:p>
-      <w:r>
-        <w:rPr>
-          <w:rFonts w:hint="eastAsia"/>
-        </w:rPr>
-        <w:t>在通信基座设备，国内企业</w:t>
-      </w:r>
-      <w:proofErr w:type="gramStart"/>
-      <w:r>
-        <w:rPr>
-          <w:rFonts w:hint="eastAsia"/>
-        </w:rPr>
-        <w:t>已经</w:t>
-      </w:r>
-      <w:r>
-        <w:t>已</w:t>
-      </w:r>
-      <w:proofErr w:type="gramEnd"/>
-      <w:r>
-        <w:t>形成覆盖5g/6G基站、</w:t>
-      </w:r>
-      <w:proofErr w:type="gramStart"/>
-      <w:r>
-        <w:t>核心网</w:t>
-      </w:r>
-      <w:proofErr w:type="gramEnd"/>
-      <w:r>
-        <w:t>设备、光传输系统等全品类的自主供给能力</w:t>
-      </w:r>
-      <w:r>
-        <w:rPr>
-          <w:rFonts w:hint="eastAsia"/>
-        </w:rPr>
-        <w:t>。</w:t>
-      </w:r>
-    </w:p>
-    <w:p>
-      <w:r>
-        <w:t>在服务器市场</w:t>
-      </w:r>
-      <w:r>
-        <w:rPr>
-          <w:rFonts w:hint="eastAsia"/>
-        </w:rPr>
-        <w:t>，国内</w:t>
-      </w:r>
-      <w:r>
-        <w:rPr>
-          <w:rFonts w:hint="eastAsia"/>
-        </w:rPr>
-        <w:t>厂商已构建起从通用服务器</w:t>
-      </w:r>
-      <w:proofErr w:type="gramStart"/>
-      <w:r>
-        <w:rPr>
-          <w:rFonts w:hint="eastAsia"/>
-        </w:rPr>
-        <w:t>到智算服务器</w:t>
-      </w:r>
-      <w:proofErr w:type="gramEnd"/>
-      <w:r>
-        <w:rPr>
-          <w:rFonts w:hint="eastAsia"/>
-        </w:rPr>
-        <w:t>、液冷高密服务器的全</w:t>
-      </w:r>
-      <w:proofErr w:type="gramStart"/>
-      <w:r>
-        <w:rPr>
-          <w:rFonts w:hint="eastAsia"/>
-        </w:rPr>
-        <w:t>栈</w:t>
-      </w:r>
-      <w:proofErr w:type="gramEnd"/>
-      <w:r>
-        <w:rPr>
-          <w:rFonts w:hint="eastAsia"/>
-        </w:rPr>
-        <w:t>产品矩阵</w:t>
-      </w:r>
-      <w:r>
-        <w:rPr>
-          <w:rFonts w:hint="eastAsia"/>
-        </w:rPr>
-        <w:t>，用以支持云计算，AI和大数据在多元化场景下</w:t>
-      </w:r>
-      <w:proofErr w:type="gramStart"/>
-      <w:r>
-        <w:rPr>
-          <w:rFonts w:hint="eastAsia"/>
-        </w:rPr>
-        <w:t>的算力需求</w:t>
-      </w:r>
-      <w:proofErr w:type="gramEnd"/>
-      <w:r>
-        <w:rPr>
-          <w:rFonts w:hint="eastAsia"/>
-        </w:rPr>
-        <w:t>。</w:t>
-      </w:r>
-    </w:p>
-    <w:p>
-      <w:pPr>
-        <w:rPr>
-          <w:rFonts w:hint="eastAsia"/>
-        </w:rPr>
-      </w:pPr>
-      <w:r>
-        <w:rPr>
-          <w:rFonts w:hint="eastAsia"/>
-        </w:rPr>
-        <w:t>在智能终端领域，以华为小米为代表的整机厂商</w:t>
-      </w:r>
-      <w:r>
-        <w:rPr>
-          <w:rFonts w:hint="eastAsia"/>
-        </w:rPr>
-        <w:t>正通过自建芯片设计团队或战略投资方式，强化对基带、电源管理、影像处理、AI加速等关键芯片的自主研发，还通过软硬件一体化创新提升终端体验，逐步构建终端、芯片与操作系统多层次协同的生态体</w:t>
-      </w:r>
-      <w:r>
-        <w:rPr>
-          <w:rFonts w:hint="eastAsia"/>
+      <w:pPr>
+        <w:pStyle w:val="a9"/>
+        <w:ind w:left="450"/>
+        <w:rPr>
+          <w:rFonts w:hint="eastAsia"/>
+        </w:rPr>
+      </w:pPr>
+    </w:p>
+    <w:p>
+      <w:pPr>
+        <w:pStyle w:val="1"/>
+        <w:rPr>
+          <w:rFonts w:hint="eastAsia"/>
+        </w:rPr>
+      </w:pPr>
+      <w:r>
+        <w:rPr>
+          <w:rFonts w:hint="eastAsia"/>
+        </w:rPr>
+        <w:t>二、</w:t>
+      </w:r>
+      <w:r>
+        <w:rPr>
+          <w:rFonts w:hint="eastAsia"/>
+        </w:rPr>
+        <w:t>投资逻辑</w:t>
+      </w:r>
+      <w:r>
+        <w:rPr>
+          <w:rFonts w:hint="eastAsia"/>
+        </w:rPr>
+        <w:t>（结论）</w:t>
+      </w:r>
+    </w:p>
+    <w:p>
+      <w:r>
+        <w:rPr>
+          <w:rFonts w:hint="eastAsia"/>
+        </w:rPr>
+        <w:t>（一）</w:t>
+      </w:r>
+    </w:p>
+    <w:p>
+      <w:pPr>
+        <w:rPr>
+          <w:rFonts w:hint="eastAsia"/>
+        </w:rPr>
+      </w:pPr>
+      <w:r>
+        <w:rPr>
+          <w:rFonts w:hint="eastAsia"/>
+        </w:rPr>
+        <w:t>（</w:t>
+      </w:r>
+      <w:r>
+        <w:rPr>
+          <w:rFonts w:hint="eastAsia"/>
+        </w:rPr>
+        <w:t>二</w:t>
+      </w:r>
+      <w:r>
+        <w:rPr>
+          <w:rFonts w:hint="eastAsia"/>
+        </w:rPr>
+        <w:t>）</w:t>
+      </w:r>
+    </w:p>
+    <w:p>
+      <w:r>
+        <w:rPr>
+          <w:rFonts w:hint="eastAsia"/>
+        </w:rPr>
+        <w:t>（</w:t>
+      </w:r>
+      <w:r>
+        <w:rPr>
+          <w:rFonts w:hint="eastAsia"/>
+        </w:rPr>
+        <w:t>三</w:t>
+      </w:r>
+      <w:r>
+        <w:rPr>
+          <w:rFonts w:hint="eastAsia"/>
+        </w:rPr>
+        <w:t>）</w:t>
+      </w:r>
+    </w:p>
+    <w:p/>
+    <w:p>
+      <w:pPr>
+        <w:pStyle w:val="1"/>
+      </w:pPr>
+      <w:r>
+        <w:rPr>
+          <w:rFonts w:hint="eastAsia"/>
+        </w:rPr>
+        <w:t>三、</w:t>
+      </w:r>
+      <w:r>
+        <w:rPr>
+          <w:rFonts w:hint="eastAsia"/>
+        </w:rPr>
+        <w:t>行业情况（展开）</w:t>
+      </w:r>
+    </w:p>
+    <w:p>
+      <w:pPr>
+        <w:rPr>
+          <w:rFonts w:hint="eastAsia"/>
+        </w:rPr>
+      </w:pPr>
+      <w:r>
+        <w:rPr>
+          <w:rFonts w:hint="eastAsia"/>
+        </w:rPr>
+        <w:t>供需，成长阶段，渗透率，量价情况，国内外（尤其国内替代），AI刺激下的从token反推到硬件设备</w:t>
+      </w:r>
+    </w:p>
+    <w:p/>
+    <w:p>
+      <w:pPr>
+        <w:pStyle w:val="1"/>
+        <w:rPr>
+          <w:rFonts w:eastAsiaTheme="minorEastAsia"/>
+          <w:sz w:val="22"/>
+          <w:lang w:val="zh-CN" w:bidi="zh-CN"/>
+        </w:rPr>
+      </w:pPr>
+      <w:r>
+        <w:rPr>
+          <w:rFonts w:hint="eastAsia"/>
+        </w:rPr>
+        <w:t>四、</w:t>
+      </w:r>
+      <w:r>
+        <w:rPr>
+          <w:rFonts w:hint="eastAsia"/>
+        </w:rPr>
+        <w:t>投资标的1：</w:t>
+      </w:r>
+      <w:r>
+        <w:rPr>
+          <w:rFonts w:hint="eastAsia"/>
+          <w:lang w:val="zh-CN" w:bidi="zh-CN"/>
+        </w:rPr>
+        <w:t>通信</w:t>
+      </w:r>
+      <w:r>
+        <w:rPr>
+          <w:rFonts w:hint="eastAsia"/>
+          <w:kern w:val="0"/>
+          <w:lang w:val="zh-CN" w:bidi="zh-CN"/>
+        </w:rPr>
+        <w:t>ETF</w:t>
+      </w:r>
+      <w:r>
+        <w:rPr>
+          <w:rFonts w:hint="eastAsia"/>
+          <w:lang w:val="zh-CN" w:bidi="zh-CN"/>
+        </w:rPr>
+        <w:t>华夏</w:t>
+      </w:r>
+      <w:r>
+        <w:rPr>
+          <w:rFonts w:hint="eastAsia"/>
+          <w:kern w:val="0"/>
+          <w:lang w:val="zh-CN" w:bidi="zh-CN"/>
+        </w:rPr>
+        <w:t>（</w:t>
+      </w:r>
+      <w:r>
+        <w:rPr>
+          <w:rFonts w:hint="eastAsia"/>
+          <w:kern w:val="0"/>
+          <w:szCs w:val="20"/>
+        </w:rPr>
+        <w:t>5</w:t>
+      </w:r>
+      <w:r>
+        <w:rPr>
+          <w:rFonts w:hint="eastAsia"/>
+        </w:rPr>
+        <w:t>15050</w:t>
+      </w:r>
+      <w:r>
+        <w:rPr>
+          <w:rFonts w:hint="eastAsia"/>
+          <w:kern w:val="0"/>
+          <w:lang w:val="zh-CN" w:bidi="zh-CN"/>
+        </w:rPr>
+        <w:t>.SH）</w:t>
+      </w:r>
+    </w:p>
+    <w:p>
+      <w:pPr>
+        <w:widowControl/>
+        <w:autoSpaceDE w:val="0"/>
+        <w:autoSpaceDN w:val="0"/>
+        <w:rPr>
+          <w:rFonts w:ascii="宋体" w:hAnsi="宋体" w:cs="宋体"/>
+          <w:szCs w:val="21"/>
+          <w:lang w:val="zh-CN" w:bidi="zh-CN"/>
+        </w:rPr>
+      </w:pPr>
+      <w:r>
+        <w:rPr>
+          <w:rFonts w:ascii="宋体" w:hAnsi="宋体" w:cs="宋体" w:hint="eastAsia"/>
+          <w:kern w:val="0"/>
+          <w:szCs w:val="21"/>
+          <w:lang w:val="zh-CN" w:bidi="zh-CN"/>
+        </w:rPr>
+        <w:t>（一）</w:t>
+      </w:r>
+      <w:r>
+        <w:rPr>
+          <w:rFonts w:ascii="宋体" w:hAnsi="宋体" w:cs="宋体" w:hint="eastAsia"/>
+          <w:kern w:val="0"/>
+          <w:szCs w:val="21"/>
+          <w:lang w:val="zh-CN" w:bidi="zh-CN"/>
+        </w:rPr>
+        <w:t>基本信息</w:t>
+      </w:r>
+    </w:p>
+    <w:p>
+      <w:pPr>
+        <w:widowControl/>
+        <w:autoSpaceDE w:val="0"/>
+        <w:autoSpaceDN w:val="0"/>
+        <w:rPr>
+          <w:rFonts w:ascii="宋体" w:hAnsi="宋体" w:cs="宋体" w:hint="eastAsia"/>
+          <w:szCs w:val="21"/>
+          <w:lang w:val="zh-CN" w:bidi="zh-CN"/>
+        </w:rPr>
+      </w:pPr>
+      <w:r>
+        <w:rPr>
+          <w:rFonts w:ascii="宋体" w:hAnsi="宋体" w:cs="宋体" w:hint="eastAsia"/>
+          <w:szCs w:val="21"/>
+          <w:lang w:val="zh-CN" w:bidi="zh-CN"/>
         </w:rPr>
         <w:lastRenderedPageBreak/>
-        <w:t>系</w:t>
-      </w:r>
-      <w:r>
-        <w:rPr>
-          <w:rFonts w:hint="eastAsia"/>
-        </w:rPr>
-        <w:t>。</w:t>
-      </w:r>
-    </w:p>
-    <w:p>
-      <w:pPr>
-        <w:rPr>
-          <w:rFonts w:hint="eastAsia"/>
-        </w:rPr>
-      </w:pPr>
-    </w:p>
-    <w:p>
-      <w:r>
-        <w:rPr>
-          <w:rFonts w:hint="eastAsia"/>
-        </w:rPr>
-        <w:t>1.2 通信现状</w:t>
-      </w:r>
-    </w:p>
-    <w:p>
-      <w:pPr>
-        <w:rPr>
-          <w:rFonts w:hint="eastAsia"/>
-        </w:rPr>
-      </w:pPr>
-      <w:r>
-        <w:rPr>
-          <w:rFonts w:hint="eastAsia"/>
-        </w:rPr>
-        <w:t>其实可以直接开始写，我到底要挣什么钱。</w:t>
-      </w:r>
-    </w:p>
-    <w:p>
-      <w:pPr>
-        <w:rPr>
-          <w:rFonts w:hint="eastAsia"/>
-        </w:rPr>
-      </w:pPr>
-    </w:p>
-    <w:p>
-      <w:pPr>
-        <w:rPr>
-          <w:rFonts w:hint="eastAsia"/>
-        </w:rPr>
-      </w:pPr>
-      <w:r>
-        <w:rPr>
-          <w:rFonts w:hint="eastAsia"/>
-        </w:rPr>
-        <w:t>1.3 主要矛盾</w:t>
-      </w:r>
-    </w:p>
-    <w:p>
-      <w:pPr>
-        <w:pStyle w:val="a9"/>
-        <w:numPr>
-          <w:ilvl w:val="1"/>
-          <w:numId w:val="1"/>
-        </w:numPr>
-      </w:pPr>
-      <w:r>
-        <w:rPr>
-          <w:rFonts w:hint="eastAsia"/>
-        </w:rPr>
-        <w:t>在2026年四月，通信ETF的重点相比过去已经产生了很大的不同。传统业务上呈现出停滞和缩量</w:t>
-      </w:r>
-      <w:r>
-        <w:rPr>
-          <w:rFonts w:hint="eastAsia"/>
-        </w:rPr>
-        <w:t>，承压态势明显。工信部《2023-2025通信业公报显示》：2023年，电信业务量同比较去年增加16.8%，2024年为10%，</w:t>
-      </w:r>
-      <w:r>
-        <w:rPr>
-          <w:rFonts w:hint="eastAsia"/>
-        </w:rPr>
-        <w:t>，筑牢底盘保持优势的同时，发展进阶通信</w:t>
-      </w:r>
-      <w:proofErr w:type="gramStart"/>
-      <w:r>
-        <w:rPr>
-          <w:rFonts w:hint="eastAsia"/>
-        </w:rPr>
-        <w:t>和算力基建</w:t>
-      </w:r>
-      <w:proofErr w:type="gramEnd"/>
-      <w:r>
-        <w:rPr>
-          <w:rFonts w:hint="eastAsia"/>
-        </w:rPr>
-        <w:t>。</w:t>
-      </w:r>
-    </w:p>
-    <w:p>
-      <w:pPr>
-        <w:pStyle w:val="a9"/>
-        <w:numPr>
-          <w:ilvl w:val="1"/>
-          <w:numId w:val="1"/>
-        </w:numPr>
-      </w:pPr>
-      <w:r>
-        <w:rPr>
-          <w:rFonts w:hint="eastAsia"/>
-        </w:rPr>
-        <w:t>现阶段的核心矛盾是什么</w:t>
-      </w:r>
-    </w:p>
-    <w:p>
-      <w:pPr>
-        <w:pStyle w:val="a9"/>
-        <w:numPr>
-          <w:ilvl w:val="0"/>
-          <w:numId w:val="1"/>
-        </w:numPr>
-      </w:pPr>
-      <w:r>
-        <w:rPr>
-          <w:rFonts w:hint="eastAsia"/>
-        </w:rPr>
-        <w:t>宏观</w:t>
-      </w:r>
-    </w:p>
-    <w:p>
-      <w:pPr>
-        <w:pStyle w:val="a9"/>
-        <w:numPr>
-          <w:ilvl w:val="1"/>
-          <w:numId w:val="1"/>
-        </w:numPr>
-      </w:pPr>
-      <w:r>
-        <w:rPr>
-          <w:rFonts w:hint="eastAsia"/>
-        </w:rPr>
-        <w:t>政策</w:t>
-      </w:r>
-    </w:p>
-    <w:p>
-      <w:pPr>
-        <w:pStyle w:val="a9"/>
-        <w:numPr>
-          <w:ilvl w:val="1"/>
-          <w:numId w:val="1"/>
-        </w:numPr>
-      </w:pPr>
-      <w:r>
-        <w:rPr>
-          <w:rFonts w:hint="eastAsia"/>
-        </w:rPr>
-        <w:t>利率</w:t>
-      </w:r>
-    </w:p>
-    <w:p>
-      <w:pPr>
-        <w:pStyle w:val="a9"/>
-        <w:numPr>
-          <w:ilvl w:val="0"/>
-          <w:numId w:val="1"/>
-        </w:numPr>
-      </w:pPr>
-      <w:r>
-        <w:rPr>
-          <w:rFonts w:hint="eastAsia"/>
-        </w:rPr>
-        <w:t>产业阶段与趋势</w:t>
-      </w:r>
-    </w:p>
-    <w:p>
-      <w:pPr>
-        <w:pStyle w:val="a9"/>
-        <w:numPr>
-          <w:ilvl w:val="1"/>
-          <w:numId w:val="1"/>
-        </w:numPr>
-      </w:pPr>
-      <w:r>
-        <w:rPr>
-          <w:rFonts w:hint="eastAsia"/>
-        </w:rPr>
-        <w:t>五阶段模型里处于哪个阶段？</w:t>
-      </w:r>
-      <w:r>
-        <w:rPr>
-          <w:rFonts w:hint="eastAsia"/>
-        </w:rPr>
-        <w:t>成长性，渗透率，规模测算</w:t>
-      </w:r>
-    </w:p>
-    <w:p>
-      <w:pPr>
-        <w:pStyle w:val="a9"/>
-        <w:numPr>
-          <w:ilvl w:val="0"/>
-          <w:numId w:val="1"/>
-        </w:numPr>
-      </w:pPr>
-      <w:r>
-        <w:rPr>
-          <w:rFonts w:hint="eastAsia"/>
-        </w:rPr>
-        <w:t>目标标的</w:t>
-      </w:r>
-    </w:p>
-    <w:p>
-      <w:pPr>
-        <w:pStyle w:val="a9"/>
-        <w:numPr>
-          <w:ilvl w:val="1"/>
-          <w:numId w:val="1"/>
-        </w:numPr>
-      </w:pPr>
-      <w:r>
-        <w:rPr>
-          <w:rFonts w:hint="eastAsia"/>
-        </w:rPr>
-        <w:t>各种基本信息的对比</w:t>
-      </w:r>
-    </w:p>
-    <w:p>
-      <w:pPr>
-        <w:pStyle w:val="a9"/>
-        <w:numPr>
-          <w:ilvl w:val="0"/>
-          <w:numId w:val="1"/>
-        </w:numPr>
-      </w:pPr>
-      <w:r>
-        <w:rPr>
-          <w:rFonts w:hint="eastAsia"/>
-        </w:rPr>
-        <w:t>交易策略</w:t>
-      </w:r>
-    </w:p>
-    <w:p>
-      <w:pPr>
-        <w:pStyle w:val="a9"/>
-        <w:numPr>
-          <w:ilvl w:val="0"/>
-          <w:numId w:val="1"/>
-        </w:numPr>
-        <w:rPr>
-          <w:rFonts w:hint="eastAsia"/>
-        </w:rPr>
-      </w:pPr>
-      <w:r>
-        <w:rPr>
-          <w:rFonts w:hint="eastAsia"/>
-        </w:rPr>
-        <w:t>风险</w:t>
-      </w:r>
+        <w:t>包含管理人，跟踪误差，管理费率，</w:t>
+      </w:r>
+      <w:r>
+        <w:rPr>
+          <w:rFonts w:ascii="宋体" w:hAnsi="宋体" w:cs="宋体" w:hint="eastAsia"/>
+          <w:szCs w:val="21"/>
+          <w:lang w:val="zh-CN" w:bidi="zh-CN"/>
+        </w:rPr>
+        <w:t>分红</w:t>
+      </w:r>
+    </w:p>
+    <w:p>
+      <w:pPr>
+        <w:widowControl/>
+        <w:autoSpaceDE w:val="0"/>
+        <w:autoSpaceDN w:val="0"/>
+        <w:rPr>
+          <w:rFonts w:ascii="宋体" w:hAnsi="宋体" w:cs="宋体"/>
+          <w:kern w:val="0"/>
+          <w:szCs w:val="21"/>
+          <w:lang w:val="zh-CN" w:bidi="zh-CN"/>
+        </w:rPr>
+      </w:pPr>
+      <w:r>
+        <w:rPr>
+          <w:rFonts w:ascii="宋体" w:hAnsi="宋体" w:cs="宋体" w:hint="eastAsia"/>
+          <w:kern w:val="0"/>
+          <w:szCs w:val="21"/>
+          <w:lang w:val="zh-CN" w:bidi="zh-CN"/>
+        </w:rPr>
+        <w:t>（二）</w:t>
+      </w:r>
+      <w:r>
+        <w:rPr>
+          <w:rFonts w:ascii="宋体" w:hAnsi="宋体" w:cs="宋体" w:hint="eastAsia"/>
+          <w:kern w:val="0"/>
+          <w:szCs w:val="21"/>
+          <w:lang w:val="zh-CN" w:bidi="zh-CN"/>
+        </w:rPr>
+        <w:t>十大持仓</w:t>
+      </w:r>
+    </w:p>
+    <w:p>
+      <w:pPr>
+        <w:widowControl/>
+        <w:autoSpaceDE w:val="0"/>
+        <w:autoSpaceDN w:val="0"/>
+        <w:rPr>
+          <w:rFonts w:ascii="宋体" w:hAnsi="宋体" w:cs="宋体"/>
+          <w:szCs w:val="21"/>
+          <w:lang w:val="zh-CN" w:bidi="zh-CN"/>
+        </w:rPr>
+      </w:pPr>
+      <w:r>
+        <w:rPr>
+          <w:rFonts w:ascii="宋体" w:hAnsi="宋体" w:cs="宋体" w:hint="eastAsia"/>
+          <w:kern w:val="0"/>
+          <w:szCs w:val="21"/>
+          <w:lang w:val="zh-CN" w:bidi="zh-CN"/>
+        </w:rPr>
+        <w:t>持仓细节情况，票的占比</w:t>
+      </w:r>
+    </w:p>
+    <w:p>
+      <w:pPr>
+        <w:widowControl/>
+        <w:autoSpaceDE w:val="0"/>
+        <w:autoSpaceDN w:val="0"/>
+        <w:rPr>
+          <w:rFonts w:ascii="宋体" w:hAnsi="宋体" w:cs="宋体"/>
+          <w:szCs w:val="21"/>
+          <w:lang w:val="zh-CN" w:bidi="zh-CN"/>
+        </w:rPr>
+      </w:pPr>
+      <w:r>
+        <w:rPr>
+          <w:rFonts w:ascii="宋体" w:hAnsi="宋体" w:cs="宋体" w:hint="eastAsia"/>
+          <w:kern w:val="0"/>
+          <w:szCs w:val="21"/>
+          <w:lang w:val="zh-CN" w:bidi="zh-CN"/>
+        </w:rPr>
+        <w:t>与主题的偏离程度</w:t>
+      </w:r>
+    </w:p>
+    <w:p>
+      <w:pPr>
+        <w:widowControl/>
+        <w:autoSpaceDE w:val="0"/>
+        <w:autoSpaceDN w:val="0"/>
+        <w:rPr>
+          <w:rFonts w:ascii="宋体" w:hAnsi="宋体" w:cs="宋体"/>
+          <w:szCs w:val="21"/>
+          <w:lang w:val="zh-CN" w:bidi="zh-CN"/>
+        </w:rPr>
+      </w:pPr>
+      <w:r>
+        <w:rPr>
+          <w:rFonts w:ascii="宋体" w:hAnsi="宋体" w:cs="宋体" w:hint="eastAsia"/>
+          <w:kern w:val="0"/>
+          <w:szCs w:val="21"/>
+          <w:lang w:val="zh-CN" w:bidi="zh-CN"/>
+        </w:rPr>
+        <w:t>（三）</w:t>
+      </w:r>
+      <w:r>
+        <w:rPr>
+          <w:rFonts w:ascii="宋体" w:hAnsi="宋体" w:cs="宋体" w:hint="eastAsia"/>
+          <w:kern w:val="0"/>
+          <w:szCs w:val="21"/>
+          <w:lang w:val="zh-CN" w:bidi="zh-CN"/>
+        </w:rPr>
+        <w:t>历史表现</w:t>
+      </w:r>
+    </w:p>
+    <w:p>
+      <w:pPr>
+        <w:widowControl/>
+        <w:autoSpaceDE w:val="0"/>
+        <w:autoSpaceDN w:val="0"/>
+        <w:rPr>
+          <w:rFonts w:ascii="宋体" w:hAnsi="宋体" w:cs="宋体"/>
+          <w:szCs w:val="21"/>
+          <w:lang w:val="zh-CN" w:bidi="zh-CN"/>
+        </w:rPr>
+      </w:pPr>
+      <w:r>
+        <w:rPr>
+          <w:rFonts w:ascii="宋体" w:hAnsi="宋体" w:cs="宋体" w:hint="eastAsia"/>
+          <w:kern w:val="0"/>
+          <w:szCs w:val="21"/>
+          <w:lang w:val="zh-CN" w:bidi="zh-CN"/>
+        </w:rPr>
+        <w:t>这个票在过往周期中的弹性如何？</w:t>
+      </w:r>
+    </w:p>
+    <w:p>
+      <w:pPr>
+        <w:widowControl/>
+        <w:autoSpaceDE w:val="0"/>
+        <w:autoSpaceDN w:val="0"/>
+        <w:rPr>
+          <w:rFonts w:ascii="宋体" w:hAnsi="宋体" w:cs="宋体"/>
+          <w:szCs w:val="21"/>
+          <w:lang w:val="zh-CN" w:bidi="zh-CN"/>
+        </w:rPr>
+      </w:pPr>
+      <w:r>
+        <w:rPr>
+          <w:rFonts w:ascii="宋体" w:hAnsi="宋体" w:cs="宋体" w:hint="eastAsia"/>
+          <w:kern w:val="0"/>
+          <w:szCs w:val="21"/>
+          <w:lang w:val="zh-CN" w:bidi="zh-CN"/>
+        </w:rPr>
+        <w:t>周期上行时涨跌如何？下行时涨跌如何？</w:t>
+      </w:r>
+    </w:p>
+    <w:p>
+      <w:pPr>
+        <w:widowControl/>
+        <w:autoSpaceDE w:val="0"/>
+        <w:autoSpaceDN w:val="0"/>
+        <w:spacing w:line="240" w:lineRule="auto"/>
+        <w:rPr>
+          <w:rFonts w:ascii="宋体" w:hAnsi="宋体" w:cs="宋体" w:hint="eastAsia"/>
+          <w:kern w:val="0"/>
+          <w:szCs w:val="21"/>
+          <w:lang w:val="zh-CN" w:bidi="zh-CN"/>
+        </w:rPr>
+      </w:pPr>
+    </w:p>
+    <w:p>
+      <w:pPr>
+        <w:pStyle w:val="1"/>
+        <w:rPr>
+          <w:kern w:val="0"/>
+          <w:lang w:val="zh-CN" w:bidi="zh-CN"/>
+        </w:rPr>
+      </w:pPr>
+      <w:r>
+        <w:rPr>
+          <w:rFonts w:hint="eastAsia"/>
+        </w:rPr>
+        <w:t>五、</w:t>
+      </w:r>
+      <w:r>
+        <w:rPr>
+          <w:rFonts w:hint="eastAsia"/>
+        </w:rPr>
+        <w:t>投资标的2：</w:t>
+      </w:r>
+      <w:r>
+        <w:rPr>
+          <w:rFonts w:hint="eastAsia"/>
+          <w:lang w:val="zh-CN" w:bidi="zh-CN"/>
+        </w:rPr>
+        <w:t>通信ETF国泰</w:t>
+      </w:r>
+      <w:r>
+        <w:rPr>
+          <w:rFonts w:hint="eastAsia"/>
+          <w:kern w:val="0"/>
+          <w:lang w:val="zh-CN" w:bidi="zh-CN"/>
+        </w:rPr>
+        <w:t>（</w:t>
+      </w:r>
+      <w:r>
+        <w:rPr>
+          <w:rFonts w:hint="eastAsia"/>
+          <w:lang w:val="zh-CN" w:bidi="zh-CN"/>
+        </w:rPr>
+        <w:t>515880</w:t>
+      </w:r>
+      <w:r>
+        <w:rPr>
+          <w:rFonts w:hint="eastAsia"/>
+          <w:kern w:val="0"/>
+          <w:lang w:val="zh-CN" w:bidi="zh-CN"/>
+        </w:rPr>
+        <w:t>.SH）</w:t>
+      </w:r>
+    </w:p>
+    <w:p>
+      <w:pPr>
+        <w:widowControl/>
+        <w:autoSpaceDE w:val="0"/>
+        <w:autoSpaceDN w:val="0"/>
+        <w:rPr>
+          <w:rFonts w:ascii="宋体" w:hAnsi="宋体" w:cs="宋体"/>
+          <w:szCs w:val="21"/>
+          <w:lang w:val="zh-CN" w:bidi="zh-CN"/>
+        </w:rPr>
+      </w:pPr>
+      <w:r>
+        <w:rPr>
+          <w:rFonts w:ascii="宋体" w:hAnsi="宋体" w:cs="宋体" w:hint="eastAsia"/>
+          <w:kern w:val="0"/>
+          <w:szCs w:val="21"/>
+          <w:lang w:val="zh-CN" w:bidi="zh-CN"/>
+        </w:rPr>
+        <w:t>（一）</w:t>
+      </w:r>
+      <w:r>
+        <w:rPr>
+          <w:rFonts w:ascii="宋体" w:hAnsi="宋体" w:cs="宋体" w:hint="eastAsia"/>
+          <w:kern w:val="0"/>
+          <w:szCs w:val="21"/>
+          <w:lang w:val="zh-CN" w:bidi="zh-CN"/>
+        </w:rPr>
+        <w:t>基本信息</w:t>
+      </w:r>
+    </w:p>
+    <w:p>
+      <w:pPr>
+        <w:widowControl/>
+        <w:autoSpaceDE w:val="0"/>
+        <w:autoSpaceDN w:val="0"/>
+        <w:rPr>
+          <w:rFonts w:ascii="宋体" w:hAnsi="宋体" w:cs="宋体" w:hint="eastAsia"/>
+          <w:szCs w:val="21"/>
+          <w:lang w:val="zh-CN" w:bidi="zh-CN"/>
+        </w:rPr>
+      </w:pPr>
+      <w:r>
+        <w:rPr>
+          <w:rFonts w:ascii="宋体" w:hAnsi="宋体" w:cs="宋体" w:hint="eastAsia"/>
+          <w:szCs w:val="21"/>
+          <w:lang w:val="zh-CN" w:bidi="zh-CN"/>
+        </w:rPr>
+        <w:t>包含管理人，</w:t>
+      </w:r>
+      <w:r>
+        <w:rPr>
+          <w:rFonts w:ascii="宋体" w:hAnsi="宋体" w:cs="宋体" w:hint="eastAsia"/>
+          <w:szCs w:val="21"/>
+          <w:lang w:val="zh-CN" w:bidi="zh-CN"/>
+        </w:rPr>
+        <w:t>跟踪指数，跟踪指数的特点，</w:t>
+      </w:r>
+      <w:r>
+        <w:rPr>
+          <w:rFonts w:ascii="宋体" w:hAnsi="宋体" w:cs="宋体" w:hint="eastAsia"/>
+          <w:szCs w:val="21"/>
+          <w:lang w:val="zh-CN" w:bidi="zh-CN"/>
+        </w:rPr>
+        <w:t>跟踪误差，管理费率，分红</w:t>
+      </w:r>
+    </w:p>
+    <w:p>
+      <w:pPr>
+        <w:widowControl/>
+        <w:autoSpaceDE w:val="0"/>
+        <w:autoSpaceDN w:val="0"/>
+        <w:rPr>
+          <w:rFonts w:ascii="宋体" w:hAnsi="宋体" w:cs="宋体"/>
+          <w:kern w:val="0"/>
+          <w:szCs w:val="21"/>
+          <w:lang w:val="zh-CN" w:bidi="zh-CN"/>
+        </w:rPr>
+      </w:pPr>
+      <w:r>
+        <w:rPr>
+          <w:rFonts w:ascii="宋体" w:hAnsi="宋体" w:cs="宋体" w:hint="eastAsia"/>
+          <w:kern w:val="0"/>
+          <w:szCs w:val="21"/>
+          <w:lang w:val="zh-CN" w:bidi="zh-CN"/>
+        </w:rPr>
+        <w:t>（二）</w:t>
+      </w:r>
+      <w:r>
+        <w:rPr>
+          <w:rFonts w:ascii="宋体" w:hAnsi="宋体" w:cs="宋体" w:hint="eastAsia"/>
+          <w:kern w:val="0"/>
+          <w:szCs w:val="21"/>
+          <w:lang w:val="zh-CN" w:bidi="zh-CN"/>
+        </w:rPr>
+        <w:t>十大持仓</w:t>
+      </w:r>
+    </w:p>
+    <w:p>
+      <w:pPr>
+        <w:widowControl/>
+        <w:autoSpaceDE w:val="0"/>
+        <w:autoSpaceDN w:val="0"/>
+        <w:rPr>
+          <w:rFonts w:ascii="宋体" w:hAnsi="宋体" w:cs="宋体"/>
+          <w:szCs w:val="21"/>
+          <w:lang w:val="zh-CN" w:bidi="zh-CN"/>
+        </w:rPr>
+      </w:pPr>
+      <w:r>
+        <w:rPr>
+          <w:rFonts w:ascii="宋体" w:hAnsi="宋体" w:cs="宋体" w:hint="eastAsia"/>
+          <w:kern w:val="0"/>
+          <w:szCs w:val="21"/>
+          <w:lang w:val="zh-CN" w:bidi="zh-CN"/>
+        </w:rPr>
+        <w:t>持仓细节情况，票的占比</w:t>
+      </w:r>
+    </w:p>
+    <w:p>
+      <w:pPr>
+        <w:widowControl/>
+        <w:autoSpaceDE w:val="0"/>
+        <w:autoSpaceDN w:val="0"/>
+        <w:rPr>
+          <w:rFonts w:ascii="宋体" w:hAnsi="宋体" w:cs="宋体"/>
+          <w:szCs w:val="21"/>
+          <w:lang w:val="zh-CN" w:bidi="zh-CN"/>
+        </w:rPr>
+      </w:pPr>
+      <w:r>
+        <w:rPr>
+          <w:rFonts w:ascii="宋体" w:hAnsi="宋体" w:cs="宋体" w:hint="eastAsia"/>
+          <w:kern w:val="0"/>
+          <w:szCs w:val="21"/>
+          <w:lang w:val="zh-CN" w:bidi="zh-CN"/>
+        </w:rPr>
+        <w:t>与主题的偏离程度</w:t>
+      </w:r>
+    </w:p>
+    <w:p>
+      <w:pPr>
+        <w:widowControl/>
+        <w:autoSpaceDE w:val="0"/>
+        <w:autoSpaceDN w:val="0"/>
+        <w:rPr>
+          <w:rFonts w:ascii="宋体" w:hAnsi="宋体" w:cs="宋体"/>
+          <w:szCs w:val="21"/>
+          <w:lang w:val="zh-CN" w:bidi="zh-CN"/>
+        </w:rPr>
+      </w:pPr>
+      <w:r>
+        <w:rPr>
+          <w:rFonts w:ascii="宋体" w:hAnsi="宋体" w:cs="宋体" w:hint="eastAsia"/>
+          <w:kern w:val="0"/>
+          <w:szCs w:val="21"/>
+          <w:lang w:val="zh-CN" w:bidi="zh-CN"/>
+        </w:rPr>
+        <w:t>（三）</w:t>
+      </w:r>
+      <w:r>
+        <w:rPr>
+          <w:rFonts w:ascii="宋体" w:hAnsi="宋体" w:cs="宋体" w:hint="eastAsia"/>
+          <w:kern w:val="0"/>
+          <w:szCs w:val="21"/>
+          <w:lang w:val="zh-CN" w:bidi="zh-CN"/>
+        </w:rPr>
+        <w:t>历史表现</w:t>
+      </w:r>
+    </w:p>
+    <w:p>
+      <w:pPr>
+        <w:widowControl/>
+        <w:autoSpaceDE w:val="0"/>
+        <w:autoSpaceDN w:val="0"/>
+        <w:rPr>
+          <w:rFonts w:ascii="宋体" w:hAnsi="宋体" w:cs="宋体"/>
+          <w:szCs w:val="21"/>
+          <w:lang w:val="zh-CN" w:bidi="zh-CN"/>
+        </w:rPr>
+      </w:pPr>
+      <w:r>
+        <w:rPr>
+          <w:rFonts w:ascii="宋体" w:hAnsi="宋体" w:cs="宋体" w:hint="eastAsia"/>
+          <w:kern w:val="0"/>
+          <w:szCs w:val="21"/>
+          <w:lang w:val="zh-CN" w:bidi="zh-CN"/>
+        </w:rPr>
+        <w:t>这个票在过往周期中的弹性如何？</w:t>
+      </w:r>
+    </w:p>
+    <w:p>
+      <w:pPr>
+        <w:widowControl/>
+        <w:autoSpaceDE w:val="0"/>
+        <w:autoSpaceDN w:val="0"/>
+        <w:rPr>
+          <w:rFonts w:ascii="宋体" w:hAnsi="宋体" w:cs="宋体"/>
+          <w:szCs w:val="21"/>
+          <w:lang w:val="zh-CN" w:bidi="zh-CN"/>
+        </w:rPr>
+      </w:pPr>
+      <w:r>
+        <w:rPr>
+          <w:rFonts w:ascii="宋体" w:hAnsi="宋体" w:cs="宋体" w:hint="eastAsia"/>
+          <w:kern w:val="0"/>
+          <w:szCs w:val="21"/>
+          <w:lang w:val="zh-CN" w:bidi="zh-CN"/>
+        </w:rPr>
+        <w:t>周期上行时涨跌如何？下行时涨跌如何？</w:t>
+      </w:r>
+    </w:p>
+    <w:p>
+      <w:pPr>
+        <w:rPr>
+          <w:rFonts w:hint="eastAsia"/>
+        </w:rPr>
+      </w:pPr>
+    </w:p>
+    <w:p>
+      <w:pPr>
+        <w:pStyle w:val="1"/>
+      </w:pPr>
+      <w:r>
+        <w:rPr>
+          <w:rFonts w:hint="eastAsia"/>
+        </w:rPr>
+        <w:t>六、</w:t>
+      </w:r>
+      <w:r>
+        <w:rPr>
+          <w:rFonts w:hint="eastAsia"/>
+        </w:rPr>
+        <w:t>投资风险</w:t>
+      </w:r>
+    </w:p>
+    <w:p>
+      <w:pPr>
+        <w:rPr>
+          <w:rFonts w:hint="eastAsia"/>
+        </w:rPr>
+      </w:pPr>
+    </w:p>
+    <w:p>
+      <w:pPr>
+        <w:rPr>
+          <w:rFonts w:hint="eastAsia"/>
+        </w:rPr>
+      </w:pPr>
     </w:p>
     <w:sectPr>
       <w:pgSz w:w="11906" w:h="16838"/>
@@ -1570,8 +1435,192 @@
       </w:pPr>
     </w:lvl>
   </w:abstractNum>
+  <w:abstractNum w:abstractNumId="1" w15:restartNumberingAfterBreak="0">
+    <w:nsid w:val="478871B9"/>
+    <w:multiLevelType w:val="hybridMultilevel"/>
+    <w:tmpl w:val="90E8BA94"/>
+    <w:lvl w:ilvl="0" w:tplc="D398F2DC">
+      <w:start w:val="1"/>
+      <w:numFmt w:val="japaneseCounting"/>
+      <w:lvlText w:val="%1，"/>
+      <w:lvlJc w:val="left"/>
+      <w:pPr>
+        <w:ind w:left="450" w:hanging="450"/>
+      </w:pPr>
+      <w:rPr>
+        <w:rFonts w:hint="default"/>
+      </w:rPr>
+    </w:lvl>
+    <w:lvl w:ilvl="1" w:tplc="04090019" w:tentative="1">
+      <w:start w:val="1"/>
+      <w:numFmt w:val="lowerLetter"/>
+      <w:lvlText w:val="%2)"/>
+      <w:lvlJc w:val="left"/>
+      <w:pPr>
+        <w:ind w:left="880" w:hanging="440"/>
+      </w:pPr>
+    </w:lvl>
+    <w:lvl w:ilvl="2" w:tplc="0409001B" w:tentative="1">
+      <w:start w:val="1"/>
+      <w:numFmt w:val="lowerRoman"/>
+      <w:lvlText w:val="%3."/>
+      <w:lvlJc w:val="right"/>
+      <w:pPr>
+        <w:ind w:left="1320" w:hanging="440"/>
+      </w:pPr>
+    </w:lvl>
+    <w:lvl w:ilvl="3" w:tplc="0409000F" w:tentative="1">
+      <w:start w:val="1"/>
+      <w:numFmt w:val="decimal"/>
+      <w:lvlText w:val="%4."/>
+      <w:lvlJc w:val="left"/>
+      <w:pPr>
+        <w:ind w:left="1760" w:hanging="440"/>
+      </w:pPr>
+    </w:lvl>
+    <w:lvl w:ilvl="4" w:tplc="04090019" w:tentative="1">
+      <w:start w:val="1"/>
+      <w:numFmt w:val="lowerLetter"/>
+      <w:lvlText w:val="%5)"/>
+      <w:lvlJc w:val="left"/>
+      <w:pPr>
+        <w:ind w:left="2200" w:hanging="440"/>
+      </w:pPr>
+    </w:lvl>
+    <w:lvl w:ilvl="5" w:tplc="0409001B" w:tentative="1">
+      <w:start w:val="1"/>
+      <w:numFmt w:val="lowerRoman"/>
+      <w:lvlText w:val="%6."/>
+      <w:lvlJc w:val="right"/>
+      <w:pPr>
+        <w:ind w:left="2640" w:hanging="440"/>
+      </w:pPr>
+    </w:lvl>
+    <w:lvl w:ilvl="6" w:tplc="0409000F" w:tentative="1">
+      <w:start w:val="1"/>
+      <w:numFmt w:val="decimal"/>
+      <w:lvlText w:val="%7."/>
+      <w:lvlJc w:val="left"/>
+      <w:pPr>
+        <w:ind w:left="3080" w:hanging="440"/>
+      </w:pPr>
+    </w:lvl>
+    <w:lvl w:ilvl="7" w:tplc="04090019" w:tentative="1">
+      <w:start w:val="1"/>
+      <w:numFmt w:val="lowerLetter"/>
+      <w:lvlText w:val="%8)"/>
+      <w:lvlJc w:val="left"/>
+      <w:pPr>
+        <w:ind w:left="3520" w:hanging="440"/>
+      </w:pPr>
+    </w:lvl>
+    <w:lvl w:ilvl="8" w:tplc="0409001B" w:tentative="1">
+      <w:start w:val="1"/>
+      <w:numFmt w:val="lowerRoman"/>
+      <w:lvlText w:val="%9."/>
+      <w:lvlJc w:val="right"/>
+      <w:pPr>
+        <w:ind w:left="3960" w:hanging="440"/>
+      </w:pPr>
+    </w:lvl>
+  </w:abstractNum>
+  <w:abstractNum w:abstractNumId="2" w15:restartNumberingAfterBreak="0">
+    <w:nsid w:val="56F657C8"/>
+    <w:multiLevelType w:val="hybridMultilevel"/>
+    <w:tmpl w:val="E504785E"/>
+    <w:lvl w:ilvl="0" w:tplc="0978A93C">
+      <w:start w:val="1"/>
+      <w:numFmt w:val="japaneseCounting"/>
+      <w:lvlText w:val="（%1）"/>
+      <w:lvlJc w:val="left"/>
+      <w:pPr>
+        <w:ind w:left="675" w:hanging="675"/>
+      </w:pPr>
+      <w:rPr>
+        <w:rFonts w:hint="default"/>
+      </w:rPr>
+    </w:lvl>
+    <w:lvl w:ilvl="1" w:tplc="04090019" w:tentative="1">
+      <w:start w:val="1"/>
+      <w:numFmt w:val="lowerLetter"/>
+      <w:lvlText w:val="%2)"/>
+      <w:lvlJc w:val="left"/>
+      <w:pPr>
+        <w:ind w:left="880" w:hanging="440"/>
+      </w:pPr>
+    </w:lvl>
+    <w:lvl w:ilvl="2" w:tplc="0409001B" w:tentative="1">
+      <w:start w:val="1"/>
+      <w:numFmt w:val="lowerRoman"/>
+      <w:lvlText w:val="%3."/>
+      <w:lvlJc w:val="right"/>
+      <w:pPr>
+        <w:ind w:left="1320" w:hanging="440"/>
+      </w:pPr>
+    </w:lvl>
+    <w:lvl w:ilvl="3" w:tplc="0409000F" w:tentative="1">
+      <w:start w:val="1"/>
+      <w:numFmt w:val="decimal"/>
+      <w:lvlText w:val="%4."/>
+      <w:lvlJc w:val="left"/>
+      <w:pPr>
+        <w:ind w:left="1760" w:hanging="440"/>
+      </w:pPr>
+    </w:lvl>
+    <w:lvl w:ilvl="4" w:tplc="04090019" w:tentative="1">
+      <w:start w:val="1"/>
+      <w:numFmt w:val="lowerLetter"/>
+      <w:lvlText w:val="%5)"/>
+      <w:lvlJc w:val="left"/>
+      <w:pPr>
+        <w:ind w:left="2200" w:hanging="440"/>
+      </w:pPr>
+    </w:lvl>
+    <w:lvl w:ilvl="5" w:tplc="0409001B" w:tentative="1">
+      <w:start w:val="1"/>
+      <w:numFmt w:val="lowerRoman"/>
+      <w:lvlText w:val="%6."/>
+      <w:lvlJc w:val="right"/>
+      <w:pPr>
+        <w:ind w:left="2640" w:hanging="440"/>
+      </w:pPr>
+    </w:lvl>
+    <w:lvl w:ilvl="6" w:tplc="0409000F" w:tentative="1">
+      <w:start w:val="1"/>
+      <w:numFmt w:val="decimal"/>
+      <w:lvlText w:val="%7."/>
+      <w:lvlJc w:val="left"/>
+      <w:pPr>
+        <w:ind w:left="3080" w:hanging="440"/>
+      </w:pPr>
+    </w:lvl>
+    <w:lvl w:ilvl="7" w:tplc="04090019" w:tentative="1">
+      <w:start w:val="1"/>
+      <w:numFmt w:val="lowerLetter"/>
+      <w:lvlText w:val="%8)"/>
+      <w:lvlJc w:val="left"/>
+      <w:pPr>
+        <w:ind w:left="3520" w:hanging="440"/>
+      </w:pPr>
+    </w:lvl>
+    <w:lvl w:ilvl="8" w:tplc="0409001B" w:tentative="1">
+      <w:start w:val="1"/>
+      <w:numFmt w:val="lowerRoman"/>
+      <w:lvlText w:val="%9."/>
+      <w:lvlJc w:val="right"/>
+      <w:pPr>
+        <w:ind w:left="3960" w:hanging="440"/>
+      </w:pPr>
+    </w:lvl>
+  </w:abstractNum>
   <w:num w:numId="1" w16cid:durableId="155386424">
     <w:abstractNumId w:val="0"/>
+  </w:num>
+  <w:num w:numId="2" w16cid:durableId="1471481925">
+    <w:abstractNumId w:val="1"/>
+  </w:num>
+  <w:num w:numId="3" w16cid:durableId="1147667579">
+    <w:abstractNumId w:val="2"/>
   </w:num>
 </w:numbering>
 </file>
@@ -2183,6 +2232,7 @@
   <w:style w:type="character" w:default="1" w:styleId="a0">
     <w:name w:val="Default Paragraph Font"/>
     <w:uiPriority w:val="1"/>
+    <w:semiHidden/>
     <w:unhideWhenUsed/>
   </w:style>
   <w:style w:type="table" w:default="1" w:styleId="a1">
@@ -2561,6 +2611,33 @@
       <w:sz w:val="18"/>
       <w:szCs w:val="18"/>
     </w:rPr>
+  </w:style>
+  <w:style w:type="table" w:customStyle="1" w:styleId="21">
+    <w:name w:val="网格型2"/>
+    <w:basedOn w:val="a1"/>
+    <w:uiPriority w:val="39"/>
+    <w:qFormat/>
+    <w:rsid w:val="00555F6E"/>
+    <w:pPr>
+      <w:spacing w:after="0" w:line="240" w:lineRule="auto"/>
+    </w:pPr>
+    <w:rPr>
+      <w:rFonts w:ascii="Times New Roman" w:eastAsia="宋体" w:hAnsi="Times New Roman" w:cs="Times New Roman"/>
+      <w:kern w:val="0"/>
+      <w:sz w:val="20"/>
+      <w:szCs w:val="20"/>
+      <w14:ligatures w14:val="none"/>
+    </w:rPr>
+    <w:tblPr>
+      <w:tblBorders>
+        <w:top w:val="single" w:sz="4" w:space="0" w:color="auto"/>
+        <w:left w:val="single" w:sz="4" w:space="0" w:color="auto"/>
+        <w:bottom w:val="single" w:sz="4" w:space="0" w:color="auto"/>
+        <w:right w:val="single" w:sz="4" w:space="0" w:color="auto"/>
+        <w:insideH w:val="single" w:sz="4" w:space="0" w:color="auto"/>
+        <w:insideV w:val="single" w:sz="4" w:space="0" w:color="auto"/>
+      </w:tblBorders>
+    </w:tblPr>
   </w:style>
 </w:styles>
 </file>
